--- a/data/outputs/v2/General_Science/SS2.2_Chemical_Families/General_Science_Chemical_Families_SummaryTable.docx
+++ b/data/outputs/v2/General_Science/SS2.2_Chemical_Families/General_Science_Chemical_Families_SummaryTable.docx
@@ -38,6 +38,177 @@
           <w:szCs w:val="22"/>
         </w:rPr>
         <w:t xml:space="preserve">Sub-Strand 2.2: Chemical Families — Teacher Reference (Pre-filled)</w:t>
+      </w:r>
+    </w:p>
+    <w:p>
+      <w:pPr>
+        <w:spacing w:after="80" w:before="120"/>
+      </w:pPr>
+      <w:r>
+        <w:rPr>
+          <w:rFonts w:ascii="Arial" w:cs="Arial" w:eastAsia="Arial" w:hAnsi="Arial"/>
+          <w:b/>
+          <w:bCs/>
+          <w:color w:val="1F3864"/>
+          <w:sz w:val="20"/>
+          <w:szCs w:val="20"/>
+        </w:rPr>
+        <w:t xml:space="preserve">ATTRIBUTION AND LICENSING</w:t>
+      </w:r>
+    </w:p>
+    <w:p>
+      <w:pPr>
+        <w:spacing w:after="60" w:before="0"/>
+      </w:pPr>
+      <w:r>
+        <w:rPr>
+          <w:rFonts w:ascii="Arial" w:cs="Arial" w:eastAsia="Arial" w:hAnsi="Arial"/>
+          <w:b/>
+          <w:bCs/>
+          <w:sz w:val="17"/>
+          <w:szCs w:val="17"/>
+        </w:rPr>
+        <w:t xml:space="preserve">Curriculum Alignment: </w:t>
+      </w:r>
+      <w:r>
+        <w:rPr>
+          <w:rFonts w:ascii="Arial" w:cs="Arial" w:eastAsia="Arial" w:hAnsi="Arial"/>
+          <w:sz w:val="17"/>
+          <w:szCs w:val="17"/>
+        </w:rPr>
+        <w:t xml:space="preserve">Structured in pedagogical alignment with the competence-based curriculum format and learning outcomes established by the Kenya Institute of Curriculum Development (KICD). This material is independently developed and is not officially endorsed or published by KICD.</w:t>
+      </w:r>
+    </w:p>
+    <w:p>
+      <w:pPr>
+        <w:spacing w:after="60" w:before="0"/>
+      </w:pPr>
+      <w:r>
+        <w:rPr>
+          <w:rFonts w:ascii="Arial" w:cs="Arial" w:eastAsia="Arial" w:hAnsi="Arial"/>
+          <w:b/>
+          <w:bCs/>
+          <w:sz w:val="17"/>
+          <w:szCs w:val="17"/>
+        </w:rPr>
+        <w:t xml:space="preserve">Content &amp; Pedagogy: </w:t>
+      </w:r>
+      <w:r>
+        <w:rPr>
+          <w:rFonts w:ascii="Arial" w:cs="Arial" w:eastAsia="Arial" w:hAnsi="Arial"/>
+          <w:sz w:val="17"/>
+          <w:szCs w:val="17"/>
+        </w:rPr>
+        <w:t xml:space="preserve">Developed and adapted by the educator team at SeaVuria (registered 501(c)(3) in the United States and registered NGO in Kenya, No. 872-850A-BF11), who designed the pedagogical framework, lesson templates and exemplar lessons on which this material is based.</w:t>
+      </w:r>
+    </w:p>
+    <w:p>
+      <w:pPr>
+        <w:spacing w:after="60" w:before="0"/>
+      </w:pPr>
+      <w:r>
+        <w:rPr>
+          <w:rFonts w:ascii="Arial" w:cs="Arial" w:eastAsia="Arial" w:hAnsi="Arial"/>
+          <w:b/>
+          <w:bCs/>
+          <w:sz w:val="17"/>
+          <w:szCs w:val="17"/>
+        </w:rPr>
+        <w:t xml:space="preserve">Production &amp; Layout: </w:t>
+      </w:r>
+      <w:r>
+        <w:rPr>
+          <w:rFonts w:ascii="Arial" w:cs="Arial" w:eastAsia="Arial" w:hAnsi="Arial"/>
+          <w:sz w:val="17"/>
+          <w:szCs w:val="17"/>
+        </w:rPr>
+        <w:t xml:space="preserve">Educational design and curriculum sequencing by SeaVuria. Technical layout, structural formatting, and digital optimization/implementation executed in partnership with ARES Education (registered 501(c)(3) in the United States and Canada (as Afretech Aid) and registered NGO in Kenya), with lesson drafting and compilation assisted by AI (Claude, Anthropic).</w:t>
+      </w:r>
+    </w:p>
+    <w:p>
+      <w:pPr>
+        <w:pBdr>
+          <w:bottom w:val="single" w:color="1F3864" w:sz="6" w:space="6"/>
+        </w:pBdr>
+        <w:spacing w:after="60" w:before="0"/>
+      </w:pPr>
+      <w:r>
+        <w:rPr>
+          <w:rFonts w:ascii="Arial" w:cs="Arial" w:eastAsia="Arial" w:hAnsi="Arial"/>
+          <w:b/>
+          <w:bCs/>
+          <w:sz w:val="17"/>
+          <w:szCs w:val="17"/>
+        </w:rPr>
+        <w:t xml:space="preserve">Licensing &amp; Copyright: </w:t>
+      </w:r>
+      <w:r>
+        <w:rPr>
+          <w:rFonts w:ascii="Arial" w:cs="Arial" w:eastAsia="Arial" w:hAnsi="Arial"/>
+          <w:sz w:val="17"/>
+          <w:szCs w:val="17"/>
+        </w:rPr>
+        <w:t xml:space="preserve">© 2026 SeaVuria and ARES. This work is licensed under a </w:t>
+      </w:r>
+      <w:hyperlink w:history="1" r:id="rIdzopp5h3kgmqfriticiqta">
+        <w:r>
+          <w:rPr>
+            <w:rFonts w:ascii="Arial" w:cs="Arial" w:eastAsia="Arial" w:hAnsi="Arial"/>
+            <w:color w:val="1F6B75"/>
+            <w:sz w:val="17"/>
+            <w:szCs w:val="17"/>
+            <w:u w:val="single" w:color="1F6B75"/>
+          </w:rPr>
+          <w:t xml:space="preserve">Creative Commons Attribution-NonCommercial 4.0 International License</w:t>
+        </w:r>
+      </w:hyperlink>
+      <w:r>
+        <w:rPr>
+          <w:rFonts w:ascii="Arial" w:cs="Arial" w:eastAsia="Arial" w:hAnsi="Arial"/>
+          <w:sz w:val="17"/>
+          <w:szCs w:val="17"/>
+        </w:rPr>
+        <w:t xml:space="preserve"> (</w:t>
+      </w:r>
+      <w:hyperlink w:history="1" r:id="rId8sfq9syye_cij4fuadkvb">
+        <w:r>
+          <w:rPr>
+            <w:rFonts w:ascii="Arial" w:cs="Arial" w:eastAsia="Arial" w:hAnsi="Arial"/>
+            <w:color w:val="1F6B75"/>
+            <w:sz w:val="17"/>
+            <w:szCs w:val="17"/>
+            <w:u w:val="single" w:color="1F6B75"/>
+          </w:rPr>
+          <w:t xml:space="preserve">CC BY-NC 4.0</w:t>
+        </w:r>
+      </w:hyperlink>
+      <w:r>
+        <w:rPr>
+          <w:rFonts w:ascii="Arial" w:cs="Arial" w:eastAsia="Arial" w:hAnsi="Arial"/>
+          <w:sz w:val="17"/>
+          <w:szCs w:val="17"/>
+        </w:rPr>
+        <w:t xml:space="preserve">). To view a copy of this license, visit </w:t>
+      </w:r>
+      <w:hyperlink w:history="1" r:id="rIdsjpjjatzwzlcjho5kpxza">
+        <w:r>
+          <w:rPr>
+            <w:rFonts w:ascii="Arial" w:cs="Arial" w:eastAsia="Arial" w:hAnsi="Arial"/>
+            <w:color w:val="1F6B75"/>
+            <w:sz w:val="17"/>
+            <w:szCs w:val="17"/>
+            <w:u w:val="single" w:color="1F6B75"/>
+          </w:rPr>
+          <w:t xml:space="preserve">https://creativecommons.org/licenses/by-nc/4.0/</w:t>
+        </w:r>
+      </w:hyperlink>
+      <w:r>
+        <w:rPr>
+          <w:rFonts w:ascii="Arial" w:cs="Arial" w:eastAsia="Arial" w:hAnsi="Arial"/>
+          <w:sz w:val="17"/>
+          <w:szCs w:val="17"/>
+        </w:rPr>
+        <w:t xml:space="preserve">. You are free to copy, redistribute, and adapt this material in any medium or format, provided appropriate credit is given and the material is not used for commercial purposes. KICD learning outcomes and curriculum designations reproduced here for alignment purposes remain the property of KICD and are not covered by this license. Linked external resources (e.g. CK-12, Khan Academy, PhET) are subject to their own licenses.</w:t>
       </w:r>
     </w:p>
     <w:p>

--- a/data/outputs/v2/General_Science/SS2.2_Chemical_Families/General_Science_Chemical_Families_SummaryTable.docx
+++ b/data/outputs/v2/General_Science/SS2.2_Chemical_Families/General_Science_Chemical_Families_SummaryTable.docx
@@ -38,177 +38,6 @@
           <w:szCs w:val="22"/>
         </w:rPr>
         <w:t xml:space="preserve">Sub-Strand 2.2: Chemical Families — Teacher Reference (Pre-filled)</w:t>
-      </w:r>
-    </w:p>
-    <w:p>
-      <w:pPr>
-        <w:spacing w:after="80" w:before="120"/>
-      </w:pPr>
-      <w:r>
-        <w:rPr>
-          <w:rFonts w:ascii="Arial" w:cs="Arial" w:eastAsia="Arial" w:hAnsi="Arial"/>
-          <w:b/>
-          <w:bCs/>
-          <w:color w:val="1F3864"/>
-          <w:sz w:val="20"/>
-          <w:szCs w:val="20"/>
-        </w:rPr>
-        <w:t xml:space="preserve">ATTRIBUTION AND LICENSING</w:t>
-      </w:r>
-    </w:p>
-    <w:p>
-      <w:pPr>
-        <w:spacing w:after="60" w:before="0"/>
-      </w:pPr>
-      <w:r>
-        <w:rPr>
-          <w:rFonts w:ascii="Arial" w:cs="Arial" w:eastAsia="Arial" w:hAnsi="Arial"/>
-          <w:b/>
-          <w:bCs/>
-          <w:sz w:val="17"/>
-          <w:szCs w:val="17"/>
-        </w:rPr>
-        <w:t xml:space="preserve">Curriculum Alignment: </w:t>
-      </w:r>
-      <w:r>
-        <w:rPr>
-          <w:rFonts w:ascii="Arial" w:cs="Arial" w:eastAsia="Arial" w:hAnsi="Arial"/>
-          <w:sz w:val="17"/>
-          <w:szCs w:val="17"/>
-        </w:rPr>
-        <w:t xml:space="preserve">Structured in pedagogical alignment with the competence-based curriculum format and learning outcomes established by the Kenya Institute of Curriculum Development (KICD). This material is independently developed and is not officially endorsed or published by KICD.</w:t>
-      </w:r>
-    </w:p>
-    <w:p>
-      <w:pPr>
-        <w:spacing w:after="60" w:before="0"/>
-      </w:pPr>
-      <w:r>
-        <w:rPr>
-          <w:rFonts w:ascii="Arial" w:cs="Arial" w:eastAsia="Arial" w:hAnsi="Arial"/>
-          <w:b/>
-          <w:bCs/>
-          <w:sz w:val="17"/>
-          <w:szCs w:val="17"/>
-        </w:rPr>
-        <w:t xml:space="preserve">Content &amp; Pedagogy: </w:t>
-      </w:r>
-      <w:r>
-        <w:rPr>
-          <w:rFonts w:ascii="Arial" w:cs="Arial" w:eastAsia="Arial" w:hAnsi="Arial"/>
-          <w:sz w:val="17"/>
-          <w:szCs w:val="17"/>
-        </w:rPr>
-        <w:t xml:space="preserve">Developed and adapted by the educator team at SeaVuria (registered 501(c)(3) in the United States and registered NGO in Kenya, No. 872-850A-BF11), who designed the pedagogical framework, lesson templates and exemplar lessons on which this material is based.</w:t>
-      </w:r>
-    </w:p>
-    <w:p>
-      <w:pPr>
-        <w:spacing w:after="60" w:before="0"/>
-      </w:pPr>
-      <w:r>
-        <w:rPr>
-          <w:rFonts w:ascii="Arial" w:cs="Arial" w:eastAsia="Arial" w:hAnsi="Arial"/>
-          <w:b/>
-          <w:bCs/>
-          <w:sz w:val="17"/>
-          <w:szCs w:val="17"/>
-        </w:rPr>
-        <w:t xml:space="preserve">Production &amp; Layout: </w:t>
-      </w:r>
-      <w:r>
-        <w:rPr>
-          <w:rFonts w:ascii="Arial" w:cs="Arial" w:eastAsia="Arial" w:hAnsi="Arial"/>
-          <w:sz w:val="17"/>
-          <w:szCs w:val="17"/>
-        </w:rPr>
-        <w:t xml:space="preserve">Educational design and curriculum sequencing by SeaVuria. Technical layout, structural formatting, and digital optimization/implementation executed in partnership with ARES Education (registered 501(c)(3) in the United States and Canada (as Afretech Aid) and registered NGO in Kenya), with lesson drafting and compilation assisted by AI (Claude, Anthropic).</w:t>
-      </w:r>
-    </w:p>
-    <w:p>
-      <w:pPr>
-        <w:pBdr>
-          <w:bottom w:val="single" w:color="1F3864" w:sz="6" w:space="6"/>
-        </w:pBdr>
-        <w:spacing w:after="60" w:before="0"/>
-      </w:pPr>
-      <w:r>
-        <w:rPr>
-          <w:rFonts w:ascii="Arial" w:cs="Arial" w:eastAsia="Arial" w:hAnsi="Arial"/>
-          <w:b/>
-          <w:bCs/>
-          <w:sz w:val="17"/>
-          <w:szCs w:val="17"/>
-        </w:rPr>
-        <w:t xml:space="preserve">Licensing &amp; Copyright: </w:t>
-      </w:r>
-      <w:r>
-        <w:rPr>
-          <w:rFonts w:ascii="Arial" w:cs="Arial" w:eastAsia="Arial" w:hAnsi="Arial"/>
-          <w:sz w:val="17"/>
-          <w:szCs w:val="17"/>
-        </w:rPr>
-        <w:t xml:space="preserve">© 2026 SeaVuria and ARES. This work is licensed under a </w:t>
-      </w:r>
-      <w:hyperlink w:history="1" r:id="rIdzopp5h3kgmqfriticiqta">
-        <w:r>
-          <w:rPr>
-            <w:rFonts w:ascii="Arial" w:cs="Arial" w:eastAsia="Arial" w:hAnsi="Arial"/>
-            <w:color w:val="1F6B75"/>
-            <w:sz w:val="17"/>
-            <w:szCs w:val="17"/>
-            <w:u w:val="single" w:color="1F6B75"/>
-          </w:rPr>
-          <w:t xml:space="preserve">Creative Commons Attribution-NonCommercial 4.0 International License</w:t>
-        </w:r>
-      </w:hyperlink>
-      <w:r>
-        <w:rPr>
-          <w:rFonts w:ascii="Arial" w:cs="Arial" w:eastAsia="Arial" w:hAnsi="Arial"/>
-          <w:sz w:val="17"/>
-          <w:szCs w:val="17"/>
-        </w:rPr>
-        <w:t xml:space="preserve"> (</w:t>
-      </w:r>
-      <w:hyperlink w:history="1" r:id="rId8sfq9syye_cij4fuadkvb">
-        <w:r>
-          <w:rPr>
-            <w:rFonts w:ascii="Arial" w:cs="Arial" w:eastAsia="Arial" w:hAnsi="Arial"/>
-            <w:color w:val="1F6B75"/>
-            <w:sz w:val="17"/>
-            <w:szCs w:val="17"/>
-            <w:u w:val="single" w:color="1F6B75"/>
-          </w:rPr>
-          <w:t xml:space="preserve">CC BY-NC 4.0</w:t>
-        </w:r>
-      </w:hyperlink>
-      <w:r>
-        <w:rPr>
-          <w:rFonts w:ascii="Arial" w:cs="Arial" w:eastAsia="Arial" w:hAnsi="Arial"/>
-          <w:sz w:val="17"/>
-          <w:szCs w:val="17"/>
-        </w:rPr>
-        <w:t xml:space="preserve">). To view a copy of this license, visit </w:t>
-      </w:r>
-      <w:hyperlink w:history="1" r:id="rIdsjpjjatzwzlcjho5kpxza">
-        <w:r>
-          <w:rPr>
-            <w:rFonts w:ascii="Arial" w:cs="Arial" w:eastAsia="Arial" w:hAnsi="Arial"/>
-            <w:color w:val="1F6B75"/>
-            <w:sz w:val="17"/>
-            <w:szCs w:val="17"/>
-            <w:u w:val="single" w:color="1F6B75"/>
-          </w:rPr>
-          <w:t xml:space="preserve">https://creativecommons.org/licenses/by-nc/4.0/</w:t>
-        </w:r>
-      </w:hyperlink>
-      <w:r>
-        <w:rPr>
-          <w:rFonts w:ascii="Arial" w:cs="Arial" w:eastAsia="Arial" w:hAnsi="Arial"/>
-          <w:sz w:val="17"/>
-          <w:szCs w:val="17"/>
-        </w:rPr>
-        <w:t xml:space="preserve">. You are free to copy, redistribute, and adapt this material in any medium or format, provided appropriate credit is given and the material is not used for commercial purposes. KICD learning outcomes and curriculum designations reproduced here for alignment purposes remain the property of KICD and are not covered by this license. Linked external resources (e.g. CK-12, Khan Academy, PhET) are subject to their own licenses.</w:t>
       </w:r>
     </w:p>
     <w:p>
@@ -1848,6 +1677,185 @@
         </w:tc>
       </w:tr>
     </w:tbl>
+    <w:p>
+      <w:pPr>
+        <w:spacing w:after="120"/>
+      </w:pPr>
+      <w:r>
+        <w:t xml:space="preserve"/>
+      </w:r>
+    </w:p>
+    <w:p>
+      <w:pPr>
+        <w:spacing w:after="80" w:before="120"/>
+      </w:pPr>
+      <w:r>
+        <w:rPr>
+          <w:rFonts w:ascii="Arial" w:cs="Arial" w:eastAsia="Arial" w:hAnsi="Arial"/>
+          <w:b/>
+          <w:bCs/>
+          <w:color w:val="1F3864"/>
+          <w:sz w:val="20"/>
+          <w:szCs w:val="20"/>
+        </w:rPr>
+        <w:t xml:space="preserve">ATTRIBUTION AND LICENSING</w:t>
+      </w:r>
+    </w:p>
+    <w:p>
+      <w:pPr>
+        <w:spacing w:after="60" w:before="0"/>
+      </w:pPr>
+      <w:r>
+        <w:rPr>
+          <w:rFonts w:ascii="Arial" w:cs="Arial" w:eastAsia="Arial" w:hAnsi="Arial"/>
+          <w:b/>
+          <w:bCs/>
+          <w:sz w:val="17"/>
+          <w:szCs w:val="17"/>
+        </w:rPr>
+        <w:t xml:space="preserve">Curriculum Alignment: </w:t>
+      </w:r>
+      <w:r>
+        <w:rPr>
+          <w:rFonts w:ascii="Arial" w:cs="Arial" w:eastAsia="Arial" w:hAnsi="Arial"/>
+          <w:sz w:val="17"/>
+          <w:szCs w:val="17"/>
+        </w:rPr>
+        <w:t xml:space="preserve">Structured in pedagogical alignment with the competence-based curriculum format and learning outcomes established by the Kenya Institute of Curriculum Development (KICD). This material is independently developed and is not officially endorsed or published by KICD.</w:t>
+      </w:r>
+    </w:p>
+    <w:p>
+      <w:pPr>
+        <w:spacing w:after="60" w:before="0"/>
+      </w:pPr>
+      <w:r>
+        <w:rPr>
+          <w:rFonts w:ascii="Arial" w:cs="Arial" w:eastAsia="Arial" w:hAnsi="Arial"/>
+          <w:b/>
+          <w:bCs/>
+          <w:sz w:val="17"/>
+          <w:szCs w:val="17"/>
+        </w:rPr>
+        <w:t xml:space="preserve">Content &amp; Pedagogy: </w:t>
+      </w:r>
+      <w:r>
+        <w:rPr>
+          <w:rFonts w:ascii="Arial" w:cs="Arial" w:eastAsia="Arial" w:hAnsi="Arial"/>
+          <w:sz w:val="17"/>
+          <w:szCs w:val="17"/>
+        </w:rPr>
+        <w:t xml:space="preserve">Developed and adapted by the educator team at SeaVuria (registered 501(c)(3) in the United States and registered NGO in Kenya, No. 872-850A-BF11), who designed the pedagogical framework, lesson templates and exemplar lessons on which this material is based.</w:t>
+      </w:r>
+    </w:p>
+    <w:p>
+      <w:pPr>
+        <w:spacing w:after="60" w:before="0"/>
+      </w:pPr>
+      <w:r>
+        <w:rPr>
+          <w:rFonts w:ascii="Arial" w:cs="Arial" w:eastAsia="Arial" w:hAnsi="Arial"/>
+          <w:b/>
+          <w:bCs/>
+          <w:sz w:val="17"/>
+          <w:szCs w:val="17"/>
+        </w:rPr>
+        <w:t xml:space="preserve">Production &amp; Layout: </w:t>
+      </w:r>
+      <w:r>
+        <w:rPr>
+          <w:rFonts w:ascii="Arial" w:cs="Arial" w:eastAsia="Arial" w:hAnsi="Arial"/>
+          <w:sz w:val="17"/>
+          <w:szCs w:val="17"/>
+        </w:rPr>
+        <w:t xml:space="preserve">Educational design and curriculum sequencing by SeaVuria. Technical layout, structural formatting, and digital optimization/implementation executed in partnership with ARES Education (registered 501(c)(3) in the United States and Canada (as Afretech Aid) and registered NGO in Kenya), with lesson drafting and compilation assisted by AI (Claude, Anthropic).</w:t>
+      </w:r>
+    </w:p>
+    <w:p>
+      <w:pPr>
+        <w:pBdr>
+          <w:bottom w:val="single" w:color="1F3864" w:sz="6" w:space="6"/>
+        </w:pBdr>
+        <w:spacing w:after="60" w:before="0"/>
+      </w:pPr>
+      <w:r>
+        <w:rPr>
+          <w:rFonts w:ascii="Arial" w:cs="Arial" w:eastAsia="Arial" w:hAnsi="Arial"/>
+          <w:b/>
+          <w:bCs/>
+          <w:sz w:val="17"/>
+          <w:szCs w:val="17"/>
+        </w:rPr>
+        <w:t xml:space="preserve">Licensing &amp; Copyright: </w:t>
+      </w:r>
+      <w:r>
+        <w:rPr>
+          <w:rFonts w:ascii="Arial" w:cs="Arial" w:eastAsia="Arial" w:hAnsi="Arial"/>
+          <w:sz w:val="17"/>
+          <w:szCs w:val="17"/>
+        </w:rPr>
+        <w:t xml:space="preserve">© 2026 SeaVuria and ARES. This work is licensed under a </w:t>
+      </w:r>
+      <w:hyperlink w:history="1" r:id="rIdmqkxg5qkbk7y0shijre9f">
+        <w:r>
+          <w:rPr>
+            <w:rFonts w:ascii="Arial" w:cs="Arial" w:eastAsia="Arial" w:hAnsi="Arial"/>
+            <w:color w:val="1F6B75"/>
+            <w:sz w:val="17"/>
+            <w:szCs w:val="17"/>
+            <w:u w:val="single" w:color="1F6B75"/>
+          </w:rPr>
+          <w:t xml:space="preserve">Creative Commons Attribution-NonCommercial 4.0 International License</w:t>
+        </w:r>
+      </w:hyperlink>
+      <w:r>
+        <w:rPr>
+          <w:rFonts w:ascii="Arial" w:cs="Arial" w:eastAsia="Arial" w:hAnsi="Arial"/>
+          <w:sz w:val="17"/>
+          <w:szCs w:val="17"/>
+        </w:rPr>
+        <w:t xml:space="preserve"> (</w:t>
+      </w:r>
+      <w:hyperlink w:history="1" r:id="rIdifsmzbhatxvq2ebb-olnq">
+        <w:r>
+          <w:rPr>
+            <w:rFonts w:ascii="Arial" w:cs="Arial" w:eastAsia="Arial" w:hAnsi="Arial"/>
+            <w:color w:val="1F6B75"/>
+            <w:sz w:val="17"/>
+            <w:szCs w:val="17"/>
+            <w:u w:val="single" w:color="1F6B75"/>
+          </w:rPr>
+          <w:t xml:space="preserve">CC BY-NC 4.0</w:t>
+        </w:r>
+      </w:hyperlink>
+      <w:r>
+        <w:rPr>
+          <w:rFonts w:ascii="Arial" w:cs="Arial" w:eastAsia="Arial" w:hAnsi="Arial"/>
+          <w:sz w:val="17"/>
+          <w:szCs w:val="17"/>
+        </w:rPr>
+        <w:t xml:space="preserve">). To view a copy of this license, visit </w:t>
+      </w:r>
+      <w:hyperlink w:history="1" r:id="rIdcg2zdvzaivqf4rqn-uuhp">
+        <w:r>
+          <w:rPr>
+            <w:rFonts w:ascii="Arial" w:cs="Arial" w:eastAsia="Arial" w:hAnsi="Arial"/>
+            <w:color w:val="1F6B75"/>
+            <w:sz w:val="17"/>
+            <w:szCs w:val="17"/>
+            <w:u w:val="single" w:color="1F6B75"/>
+          </w:rPr>
+          <w:t xml:space="preserve">https://creativecommons.org/licenses/by-nc/4.0/</w:t>
+        </w:r>
+      </w:hyperlink>
+      <w:r>
+        <w:rPr>
+          <w:rFonts w:ascii="Arial" w:cs="Arial" w:eastAsia="Arial" w:hAnsi="Arial"/>
+          <w:sz w:val="17"/>
+          <w:szCs w:val="17"/>
+        </w:rPr>
+        <w:t xml:space="preserve">. You are free to copy, redistribute, and adapt this material in any medium or format, provided appropriate credit is given and the material is not used for commercial purposes. KICD learning outcomes and curriculum designations reproduced here for alignment purposes remain the property of KICD and are not covered by this license. Linked external resources (e.g. CK-12, Khan Academy, PhET) are subject to their own licenses.</w:t>
+      </w:r>
+    </w:p>
     <w:sectPr>
       <w:pgSz w:w="15840" w:h="12240" w:orient="landscape"/>
       <w:pgMar w:top="1080" w:right="1080" w:bottom="1080" w:left="1080" w:header="708" w:footer="708" w:gutter="0"/>

--- a/data/outputs/v2/General_Science/SS2.2_Chemical_Families/General_Science_Chemical_Families_SummaryTable.docx
+++ b/data/outputs/v2/General_Science/SS2.2_Chemical_Families/General_Science_Chemical_Families_SummaryTable.docx
@@ -532,7 +532,7 @@
                 <w:sz w:val="18"/>
                 <w:szCs w:val="18"/>
               </w:rPr>
-              <w:t xml:space="preserve">The Phenomenon: Explosions, Glowing Tubes, and Rusty Iron — What Is Going On?</w:t>
+              <w:t xml:space="preserve">Family Resemblances: Launching the Chemical Families Phenomenon</w:t>
             </w:r>
           </w:p>
         </w:tc>
@@ -564,7 +564,7 @@
                 <w:sz w:val="18"/>
                 <w:szCs w:val="18"/>
               </w:rPr>
-              <w:t xml:space="preserve">Students observed three anchor phenomena side by side: (1) a video clip of sodium metal dropped into a water-filled basin — the metal skitters, hisses, and ignites with a violet flame; (2) a photograph of neon and argon discharge tubes glowing in Nairobi street signs; (3) a rusted iron jembe left in a Rift Valley farm field after the long rains. Students recorded initial observations using a See–Think–Wonder chart, noting colour, energy release, and any visible change to the material.</w:t>
+              <w:t xml:space="preserve">Students observed four anchoring phenomenon objects: a sodium street lamp photograph from Thika Road, a jua kali argon-welding image from Kamukunji, a calcium hypochlorite tablet fizzing in water, and a helium party balloon. Students observed that these four substances look completely different, behave completely differently, and are used for completely different purposes — yet all are elements.</w:t>
             </w:r>
           </w:p>
         </w:tc>
@@ -596,7 +596,7 @@
                 <w:sz w:val="18"/>
                 <w:szCs w:val="18"/>
               </w:rPr>
-              <w:t xml:space="preserve">Students learned that the three phenomena involve three very different elements — yet each element's behaviour is not random; it is predictable from the element's identity. Students could not yet explain why, but they established that some elements react violently, some barely react at all, and some react slowly over time. This productive confusion anchors all eight lessons. Pedagogical note: resist the urge to answer student questions at this stage — capture every question on the Driving Question Board (DQB) so learners can revisit them as evidence accumulates.</w:t>
+              <w:t xml:space="preserve">Students learned the term chemical family as a label for a group of elements with similar properties due to similar electron arrangements in their outer shells. Students recalled from Sub-Strand 2.1 that elements have electrons arranged in shells and that the outer shell is significant. Students learned that the class has a Driving Question Board that they will update over eight lessons as they gather evidence.</w:t>
             </w:r>
           </w:p>
         </w:tc>
@@ -628,7 +628,7 @@
                 <w:sz w:val="18"/>
                 <w:szCs w:val="18"/>
               </w:rPr>
-              <w:t xml:space="preserve">Students could not yet fully explain the phenomena. However, they generated testable questions such as: 'What makes sodium explode but iron only rust?' and 'Why do some gases glow in tubes without reacting?' These questions seed the DQB. Teacher should cold-call at least 6 students to share one observation each, enforce a 10-second wait time after each prompt, and explicitly validate uncertainty as the starting point of science — referencing how Kenyan chemist and KEBS researcher Dr. Julius Mwangi uses systematic observation before explanation.</w:t>
+              <w:t xml:space="preserve">Students cannot yet fully explain why the four phenomenon elements behave differently — this is intentional. Students have articulated their first-draft model: an initial grouping of 20 elements based on perceived similarity, and an initial characterisation of the four phenomenon elements. The gap between what students observed and what they can explain is the productive tension that drives the remaining seven lessons.</w:t>
             </w:r>
           </w:p>
         </w:tc>
@@ -713,7 +713,7 @@
                 <w:sz w:val="18"/>
                 <w:szCs w:val="18"/>
               </w:rPr>
-              <w:t xml:space="preserve">Students examined a large colour-coded periodic table poster and a set of element property cards (melting point, reactivity with water, electrical conductivity, state at room temperature). Working in groups, they sorted 20 element cards into clusters based on shared properties — mimicking Dmitri Mendeleev's original sorting challenge. Groups then compared their clusters with the accepted periodic table groupings: Group 1 (alkali metals), Group 2 (alkaline earth metals), Group 17 (halogens), Group 18 (noble gases), and the transition metals block.</w:t>
+              <w:t xml:space="preserve">Learners sorted 20 element cards into family groups based on electron arrangement patterns and observed that elements sharing the same number of valence electrons could be placed in the same column. They observed that sodium (street lamp), potassium (Rift Valley fertiliser), and lithium all have 1 valence electron; that helium and argon (welding shield, party balloon) both have full outer shells; and that chlorine has 7 valence electrons — one short of a full shell.</w:t>
             </w:r>
           </w:p>
         </w:tc>
@@ -745,7 +745,7 @@
                 <w:sz w:val="18"/>
                 <w:szCs w:val="18"/>
               </w:rPr>
-              <w:t xml:space="preserve">Learners learned that the periodic table is organised into chemical families — alkali metals (Group 1), alkaline earth metals (Group 2), halogens (Group 17), noble gases (Group 18), and transition metals — and that elements within the same group share similar chemical properties because they have the same number of outer-shell (valence) electrons. The periodic table is therefore a predictive tool, not merely a list. Pedagogical note: emphasise that 'group' and 'family' are used interchangeably in Kenyan KICD materials; the column number equals the number of valence electrons for Groups 1 and 2.</w:t>
+              <w:t xml:space="preserve">Learners learned that the periodic table is organised into chemical families — alkali metals (Group 1), alkaline earth metals (Group 2), halogens (Group 7), noble gases (Group 0), and transition metals — and that membership in a family is determined by the number of valence electrons. Elements in the same family have the same number of valence electrons and therefore behave similarly. The dramatically different behaviours of sodium (reactive), argon (inert), chlorine (reactive, disinfecting), and helium (inert) seen in the anchoring phenomenon can be explained by their different family memberships.</w:t>
             </w:r>
           </w:p>
         </w:tc>
@@ -777,7 +777,7 @@
                 <w:sz w:val="18"/>
                 <w:szCs w:val="18"/>
               </w:rPr>
-              <w:t xml:space="preserve">Students connected their card-sorting activity to the anchor phenomena: sodium (Group 1) and neon (Group 18) behave differently because they belong to different families with different valence electron counts. Students updated the DQB — moving the question 'What makes elements behave differently?' toward a partial answer: 'Elements in the same column share the same number of outer electrons, which determines their reactivity.' Teacher should display a blank group-column diagram and cold-call 4 students to place sodium, magnesium, chlorine, and neon in the correct columns, providing a 15-second wait time.</w:t>
+              <w:t xml:space="preserve">The anchoring phenomenon (sodium lamp glowing orange, argon shielding a Kamukunji weld, chlorine compound fizzing in a water tank, helium floating inertly in a balloon) is explained by valence electron count: sodium's single valence electron makes it highly reactive and able to release energy as light in a discharge lamp; argon's and helium's full outer shells make them completely unreactive — perfect as protective or inert gases; and chlorine's 7 valence electrons make it 'eager' to gain one more, driving its strong reactivity with water and its disinfecting power. Same family = same valence electrons = similar behaviour.</w:t>
             </w:r>
           </w:p>
         </w:tc>
@@ -830,7 +830,7 @@
                 <w:sz w:val="18"/>
                 <w:szCs w:val="18"/>
               </w:rPr>
-              <w:t xml:space="preserve">Noble Gases: Why Do Neon and Argon Glow Without Reacting?</w:t>
+              <w:t xml:space="preserve">Alkaline Earth Metals — Moderate Reactivity and the Chemistry Behind Kenyan Fertilisers</w:t>
             </w:r>
           </w:p>
         </w:tc>
@@ -862,7 +862,7 @@
                 <w:sz w:val="18"/>
                 <w:szCs w:val="18"/>
               </w:rPr>
-              <w:t xml:space="preserve">Students observed (via video or live demonstration if available) discharge tubes filled with noble gases — neon (orange-red glow), argon (blue-violet glow), krypton (pale white), and xenon (lavender). They also read a short data table showing that noble gases have full outer electron shells (helium: 2; neon, argon, krypton, xenon: 8 valence electrons) and recorded that their boiling points, ionisation energies, and reactivity values are dramatically different from those of Group 1 or Group 17 elements. Students noted that the Nairobi street-sign phenomenon from Lesson 1 involves argon or neon inside sealed glass tubes excited by electricity — not a chemical reaction.</w:t>
+              <w:t xml:space="preserve">Magnesium ribbon reacted with dilute hydrochloric acid producing vigorous bubbling — hydrogen gas confirmed by squeaky pop with a lit splint — and the ribbon dissolved to form a colourless solution of magnesium chloride. Magnesium also reacted with steam (teacher demonstration) producing a white powder (magnesium oxide) and hydrogen gas, but the reaction with steam was slower than with acid. Magnesium did not react noticeably with cold water during the observation period.</w:t>
             </w:r>
           </w:p>
         </w:tc>
@@ -894,7 +894,7 @@
                 <w:sz w:val="18"/>
                 <w:szCs w:val="18"/>
               </w:rPr>
-              <w:t xml:space="preserve">Students learned that noble gases (Group 18) are chemically inert because their outer electron shells are completely full (the octet rule is satisfied without bonding). They neither gain nor lose electrons under ordinary conditions. The glow in discharge tubes is a physical phenomenon — electrons in the gas are energised by an electric current and release energy as visible light when they return to lower energy levels. Pedagogical note: contrast 'chemical change' (new substance formed) with 'physical change' (no new substance) — the glowing tube is a physical/electronic phenomenon, not a reaction, which surprises most students and deepens conceptual understanding.</w:t>
+              <w:t xml:space="preserve">Alkaline earth metals (Group 2) have two valence electrons and form 2+ ions when they react. Having two electrons to remove requires more energy than removing one, so Group 2 elements are less reactive than Group 1. Reactivity increases down Group 2. Calcium and magnesium are used in CAN fertiliser for Kenyan farming because their controlled reactivity is agriculturally useful without being hazardous.</w:t>
             </w:r>
           </w:p>
         </w:tc>
@@ -926,7 +926,7 @@
                 <w:sz w:val="18"/>
                 <w:szCs w:val="18"/>
               </w:rPr>
-              <w:t xml:space="preserve">Students could now fully explain the second anchor phenomenon: neon and argon glow silently in glass tubes because electricity excites their electrons, but no chemical reaction occurs — they have full outer shells and no tendency to bond. This explanation is added to the DQB as a resolved question. Teacher should ask: 'If noble gases never react, why are they still considered a chemical family?' Cold-call 3 students; expected answer: they share the property of full outer shells and chemical inertness, which is itself a family trait. Connect to Kenyan context: argon is used in welding torches at the Jomo Kenyatta International Airport maintenance hangars to shield molten metal from reacting with oxygen.</w:t>
+              <w:t xml:space="preserve">The difference in reactivity between sodium (Group 1, one outer electron) and magnesium (Group 2, two outer electrons) is explained by the energy needed to remove outer electrons: removing two electrons is harder than removing one. This electron-arrangement pattern also explains why Group 2 elements can be safely used in fertiliser bags stored in agrovet shops and spread on Rift Valley maize fields — their moderate reactivity makes them useful, not dangerous. This advances the driving question: the number of valence electrons determines how reactive an element is, which determines what it can safely and usefully do in daily Kenyan life.</w:t>
             </w:r>
           </w:p>
         </w:tc>
@@ -1011,7 +1011,7 @@
                 <w:sz w:val="18"/>
                 <w:szCs w:val="18"/>
               </w:rPr>
-              <w:t xml:space="preserve">Students watched a carefully sequenced video showing lithium, sodium, and potassium each dropped into water (in a fume hood/controlled lab setting). They recorded observations in a data table: lithium fizzes gently and moves; sodium fizzes vigorously, melts into a ball, and may ignite; potassium ignites immediately with a lilac flame. Students plotted atomic radius and ionisation energy against period number for Group 1 elements and identified the inverse relationship — as atomic radius increases down the group, ionisation energy (energy needed to remove the outer electron) decreases.</w:t>
+              <w:t xml:space="preserve">Students watched a teacher demonstration (or verified video) of lithium, sodium, and potassium reacting with water and recorded observations on a structured Group 1 Observation Grid — noting increasing speed of reaction, fizzing (hydrogen gas), movement on the water surface, and the production of an alkaline solution confirmed by phenolphthalein turning pink. The observation that potassium produced a lilac/violet flame while sodium did not was noted as a key qualitative difference.</w:t>
             </w:r>
           </w:p>
         </w:tc>
@@ -1043,7 +1043,7 @@
                 <w:sz w:val="18"/>
                 <w:szCs w:val="18"/>
               </w:rPr>
-              <w:t xml:space="preserve">Students learned that all Group 1 alkali metals have exactly 1 outer-shell electron; that this outer electron is lost more easily as atomic radius increases down the group because the single valence electron is progressively further from the nucleus and shielded by more inner electron shells. This makes potassium more reactive than sodium, and sodium more reactive than lithium. The reaction with water produces a metal hydroxide and hydrogen gas: e.g., 2Na + 2H₂O → 2NaOH + H₂. Pedagogical note: students frequently confuse 'more electrons = more reactive' — correct this by emphasising that it is the ease of losing the OUTER electron that determines reactivity, not the total electron count.</w:t>
+              <w:t xml:space="preserve">Students learned that all Group 1 alkali metals have exactly 1 outer-shell electron; that this outer electron is lost more easily as atomic radius increases going down the group (because the outer electron is further from the nucleus and shielded by more inner electron shells, reducing the effective nuclear attraction); that this explains why reactivity increases Li &lt; Na &lt; K; and that the reaction of any alkali metal with water follows the pattern: metal + water → metal hydroxide + hydrogen gas, with balanced equations 2Na + 2H₂O → 2NaOH + H₂ and 2K + 2H₂O → 2KOH + H₂. Students also connected sodium's loosely held outer electron to its behaviour in street lamp tubes — the same electron property drives both chemical reactivity and the characteristic orange-yellow light emission.</w:t>
             </w:r>
           </w:p>
         </w:tc>
@@ -1075,7 +1075,7 @@
                 <w:sz w:val="18"/>
                 <w:szCs w:val="18"/>
               </w:rPr>
-              <w:t xml:space="preserve">Students returned to the first anchor phenomenon — sodium exploding in water — and could now explain it using electron configuration and atomic radius. They extended this to predict: 'Caesium (Cs), lower in Group 1, would react even more violently.' Students updated the DQB: 'Why does sodium explode in water?' is now fully answered. Teacher connects to Kenya: sodium compounds (NaOH — caustic soda) are used in soap-making industries in Nakuru and Eldoret; farmers in the Rift Valley use sodium-based compounds as cleaning agents. Cold-call 5 students to write the word equation for potassium reacting with water on the board.</w:t>
+              <w:t xml:space="preserve">Students constructed a class consensus causal explanation: 'All Group 1 metals have 1 outer-shell electron. Going down the group, each successive element has one more electron shell, placing the outer electron further from the nucleus. The electrostatic attraction between the nucleus and the outer electron therefore decreases, making the electron more easily lost. A more easily lost outer electron means the metal reacts more vigorously with water, producing metal hydroxide and hydrogen gas faster. This is why potassium reacts most vigorously of the three, sodium intermediate, and lithium least vigorously — and it is why sodium inside a Thika Road street lamp tube, though not reacting chemically, readily absorbs electrical energy through that same loosely held outer electron and re-emits it as distinctive orange-yellow light.'</w:t>
             </w:r>
           </w:p>
         </w:tc>
@@ -1128,7 +1128,7 @@
                 <w:sz w:val="18"/>
                 <w:szCs w:val="18"/>
               </w:rPr>
-              <w:t xml:space="preserve">Halogens: The Reactive Non-Metals of Group 17</w:t>
+              <w:t xml:space="preserve">Noble Gases: Why Do Some Elements Do Absolutely Nothing?</w:t>
             </w:r>
           </w:p>
         </w:tc>
@@ -1160,7 +1160,7 @@
                 <w:sz w:val="18"/>
                 <w:szCs w:val="18"/>
               </w:rPr>
-              <w:t xml:space="preserve">Students observed images and data for fluorine (pale yellow gas), chlorine (yellow-green gas — used in water treatment at Nairobi's Gigiri water plant), bromine (red-brown liquid), and iodine (purple-grey solid that sublimes to a violet vapour). They tested iodine solution on starch (ugali flour paste) and observed the blue-black colour change — a standard qualitative test known to Kenyan biology students from food tests. Students recorded the trend: halogens become less reactive and darker in colour going down Group 17, opposite to the trend in Group 1.</w:t>
+              <w:t xml:space="preserve">Students examined two projected images side by side: a jua kali welder on River Road, Nairobi, surrounded by a visible shimmer of argon gas shielding his torch, and a Kenya Meteorological Department technician in Dagoretti releasing a helium weather balloon. During the guided research phase, groups recorded data from textbook pages, the periodic table poster, and approved websites into a structured table covering the name, symbol, outer-shell electron count, a physical property, and one verified Kenyan use for each of the five noble gases — helium, neon, argon, krypton, and xenon. Students also observed the teacher draw electron shell diagrams for argon (2, 8, 8) alongside the already-familiar diagrams for potassium (2, 8, 1) and chlorine (2, 8, 7) on the board. Finally, each student completed a Model Card, first filling in all five noble gases from memory and then checking their entries against their research cards, marking corrections in a different colour pen.</w:t>
             </w:r>
           </w:p>
         </w:tc>
@@ -1192,7 +1192,7 @@
                 <w:sz w:val="18"/>
                 <w:szCs w:val="18"/>
               </w:rPr>
-              <w:t xml:space="preserve">Students learned that halogens have 7 valence electrons and need only 1 more electron to complete their outer shell, making them highly reactive non-metals that readily form negative ions (halide ions: F⁻, Cl⁻, Br⁻, I⁻). Reactivity decreases down the group because the incoming electron is added to a shell that is progressively further from the nucleus, making electron gain less energetically favourable. Chlorine is a stronger oxidising agent than bromine, so chlorine can displace bromine from a bromine solution (displacement reaction). Pedagogical note: the iodine-starch test is a powerful cross-strand link to Biology — explicitly make this connection to reinforce that chemistry underpins food science.</w:t>
+              <w:t xml:space="preserve">Students established that noble gases — helium, neon, argon, krypton, and xenon — belong to Group 18 and each possesses a completely full outer electron shell, which means they have no tendency to gain, lose, or share electrons with other atoms. This full-shell configuration is the direct cause of their chemical inertness: because their outer shells are already stable, they do not form bonds or undergo the reactions observed in alkali metals and halogens in earlier lessons in this unit. Students recorded the key vocabulary of chemical inertness and linked it to the phrase full outer shell. They also learned that inertness does not mean uselessness: neon is used in road signage along Mombasa Road, argon shields metal in jua kali welding, helium lifts weather balloons for the Kenya Meteorological Department, and krypton is used in photographic flash lamps, with each application relying specifically on the gas being chemically unreactive.</w:t>
             </w:r>
           </w:p>
         </w:tc>
@@ -1224,7 +1224,7 @@
                 <w:sz w:val="18"/>
                 <w:szCs w:val="18"/>
               </w:rPr>
-              <w:t xml:space="preserve">Students connected halogen properties to real Kenyan life: chlorine purifies drinking water across Kenyan cities; fluoride (a halide) is added to toothpaste and some Kenyan water supplies to prevent tooth decay; iodine is added to cooking salt (iodised salt) to prevent goitre, a public health priority in inland Kenya where iodine-deficient soils are common. Students updated the DQB: 'Why do some elements react violently while others don't?' now has a family-level answer — it depends on the number of valence electrons and the ease of gaining or losing them. Teacher cold-calls 4 students to explain why chlorine is more reactive than iodine using the concept of atomic radius.</w:t>
+              <w:t xml:space="preserve">The anchoring phenomenon asks why the argon-shielded jua kali welding flame burns with intense heat yet leaves no ash and does not react with the metal being welded, and why a helium party balloon is completely harmless. This lesson provides the electron-level explanation: argon and helium have full outer shells, so unlike sodium — which loses its single outer electron to produce the orange glow of the Thika Road street lamps — these gases have no electron to donate, accept, or share, making chemical reaction impossible under ordinary conditions. The comparison of the argon shell diagram (2, 8, 8) with the potassium diagram (2, 8, 1) studied earlier in this unit made the contrast concrete: one extra electron on the outer shell of potassium drives dramatic reactivity, while a completely filled shell in argon drives complete stability. Students updated the Driving Question Board to reflect that full outer shells explain both inertness and specific industrial utility, advancing the unit-level explanation of why elements from different chemical families behave so differently in the materials that build, light up, and sustain Kenyan daily life.</w:t>
             </w:r>
           </w:p>
         </w:tc>
@@ -1309,7 +1309,7 @@
                 <w:sz w:val="18"/>
                 <w:szCs w:val="18"/>
               </w:rPr>
-              <w:t xml:space="preserve">Students observed magnesium ribbon burning in air (bright white flame, producing magnesium oxide ash) and magnesium reacting with water (slow at room temperature, faster with steam). They also examined photographs of magnesium deficiency in maize crops in Kisumu County — pale, striped leaves — and compared with healthy crops treated with magnesium-containing fertilisers (dolomite: CaMg(CO₃)₂). Students recorded the electron configuration of magnesium (2,8,2) and compared it with sodium (2,8,1) using electron-shell diagrams.</w:t>
+              <w:t xml:space="preserve">Magnesium ribbon placed in cold water produced very slow, tiny bubbles and a faint white film (Mg(OH)₂) — the universal indicator barely changed. Magnesium in dilute HCl produced rapid, vigorous bubbling; the gas tested positive for hydrogen (squeaky pop). Magnesium ribbon held over steam reacted moderately, producing a white solid (MgO) and hydrogen gas. In all three cases, the reaction was noticeably slower and less dramatic than the sodium-in-water demonstration from Lesson 3.</w:t>
             </w:r>
           </w:p>
         </w:tc>
@@ -1341,7 +1341,7 @@
                 <w:sz w:val="18"/>
                 <w:szCs w:val="18"/>
               </w:rPr>
-              <w:t xml:space="preserve">Magnesium (Group 2, electron configuration 2,8,2) has two outer electrons. Both must be lost to form the Mg²⁺ ion. Because the nucleus attracts two outer electrons more strongly than sodium's nucleus attracts one, magnesium is less reactive than sodium — it does not explode in water at room temperature. This illustrates the key principle: Group 2 metals are less reactive than Group 1 metals because removing two electrons requires more energy than removing one. The equations for magnesium reactions are: Mg + O₂ → 2MgO (burning); Mg + 2H₂O → Mg(OH)₂ + H₂ (with steam). Pedagogical note: use the fertiliser context to anchor abstract electron-loss concepts — students in agricultural counties (Kisumu, Nakuru, Trans Nzoia) will have direct experience with fertiliser application.</w:t>
+              <w:t xml:space="preserve">Magnesium (Group 2, electron configuration 2,8,2) has two outer electrons. Both must be lost to form the Mg²⁺ ion. Because the nucleus attracts two outer electrons more effectively than sodium's nucleus attracts its single outer electron, it is harder for magnesium to lose electrons — making Group 2 elements less reactive than Group 1 elements. Balanced equations: Mg(s) + 2HCl(aq) → MgCl₂(aq) + H₂(g); Mg(s) + H₂O(steam) → MgO(s) + H₂(g). Calcium (also Group 2) is the active ingredient in CAN fertiliser (Calcium Ammonium Nitrate) used by Rift Valley maize and wheat farmers — its controlled reactivity means it releases Ca²⁺ ions steadily into the soil rather than reacting explosively.</w:t>
             </w:r>
           </w:p>
         </w:tc>
@@ -1373,7 +1373,7 @@
                 <w:sz w:val="18"/>
                 <w:szCs w:val="18"/>
               </w:rPr>
-              <w:t xml:space="preserve">Students explained why magnesium reacts with water much more slowly than sodium: it has two outer electrons, both of which must be removed, requiring more ionisation energy. They connected this to the DQB question about the rusty jembe — iron (a transition metal) rusts even more slowly than magnesium reacts with water, hinting that transition metals have their own distinct reactivity pattern. Students also explained the agricultural application: magnesium is essential for chlorophyll production in plants, so magnesium-deficient soils reduce crop yields on Kenyan farms. Teacher should cold-call 3 students to draw and compare electron-shell diagrams for Na, Mg, and Al, noting the trend in outer electron count across Period 3.</w:t>
+              <w:t xml:space="preserve">The anchoring phenomenon asks why some elements react violently and others do not. Today's evidence adds a new layer: it is not just WHICH group an element is in, but HOW MANY outer electrons it has and how tightly the nucleus holds them. Sodium (1 outer electron, Group 1) loses it easily → violent reaction with water → orange glow in a Thika Road street lamp. Magnesium (2 outer electrons, Group 2) loses them more reluctantly → slower, controlled reactivity → safe for agricultural use in CAN fertiliser on Kenyan farms. The same periodic table position that makes sodium spectacular makes calcium useful — chemical family properties are engineered into the materials that sustain Kenyan daily life.</w:t>
             </w:r>
           </w:p>
         </w:tc>
@@ -1458,7 +1458,7 @@
                 <w:sz w:val="18"/>
                 <w:szCs w:val="18"/>
               </w:rPr>
-              <w:t xml:space="preserve">Students examined physical samples or photographs of iron (jembe blades, roofing sheets — mabati — used across rural Kenya), copper (electrical wiring in Kenyan homes, copper piping), and zinc (galvanised iron coatings, zinc roofing). They observed and recorded: high melting points, metallic lustre, malleability (can be hammered into sheets), and electrical conductivity. Students also observed iron wool burning in oxygen (rapid, dramatic oxidation) and iron nails placed in salt water over three days (slow rusting — Fe₂O₃·xH₂O). They noted that iron displays two oxidation states: Fe²⁺ and Fe³⁺.</w:t>
+              <w:t xml:space="preserve">Learners observed the physical properties (lustre, malleability, electrical conductivity, high melting points) and chemical reactivity (slow reaction of iron and zinc with dilute HCl; no reaction of copper with dilute HCl; copper turning black on heating in air) of iron, copper, and zinc samples. They also observed video evidence of copper oxidation in a flame, contrasting with the inert argon used in the welding torch from the anchoring phenomenon.</w:t>
             </w:r>
           </w:p>
         </w:tc>
@@ -1490,7 +1490,7 @@
                 <w:sz w:val="18"/>
                 <w:szCs w:val="18"/>
               </w:rPr>
-              <w:t xml:space="preserve">Transition metals form a distinct chemical family with high melting points, hardness, malleability, and good electrical and thermal conductivity. Unlike Group 1 and Group 2 metals, transition metals have partially filled d-subshells, which allow them to form multiple oxidation states (e.g., iron: +2 and +3; copper: +1 and +2), act as catalysts, and form coloured compounds (e.g., copper sulphate is blue; iron(III) oxide — rust — is red-brown). They are far less reactive than alkali metals and do not react with cold water. Pedagogical note: students often ask why iron rusts but copper only tarnishes green (verdigris) — use this to reinforce that different transition metals have different reactivities, even within the family, because their d-electron configurations differ.</w:t>
+              <w:t xml:space="preserve">Transition metals form a distinct chemical family with high melting points, hardness, malleability, and good electrical and thermal conductivity. Unlike alkali metals (sodium), they react slowly or not at all with cold water, and react slowly with dilute acids. They form coloured compounds (e.g., blue copper(II) sulphate, green iron(II) chloride) and have variable oxidation states. These properties directly explain why iron is used for jembes, copper for electrical wiring, and zinc for coating mabati roofing sheets in Kenya.</w:t>
             </w:r>
           </w:p>
         </w:tc>
@@ -1522,7 +1522,7 @@
                 <w:sz w:val="18"/>
                 <w:szCs w:val="18"/>
               </w:rPr>
-              <w:t xml:space="preserve">Students fully resolved the third anchor phenomenon — the rusty jembe: iron reacts slowly with oxygen and water in the presence of moisture to form hydrated iron(III) oxide (rust). This is much slower than sodium's reaction with water because iron's electrons are held more tightly by a larger nuclear charge and d-orbital electrons. Students connected transition metal properties to Kenyan infrastructure: iron/steel in SGR railway tracks (Standard Gauge Railway, Nairobi to Mombasa), copper in the Olkaria geothermal power plant wiring, zinc galvanising on mabati roofing to prevent rust in high-rainfall areas like Kericho. Teacher cold-calls 5 students to give one real-world Kenyan use of a transition metal and justify it using a specific physical or chemical property.</w:t>
+              <w:t xml:space="preserve">The contrasting behaviours of sodium (Group 1 alkali metal — explosive reactivity) and iron/copper/zinc (transition metals — slow, controlled reactivity) are explained by their positions in the periodic table and the resulting differences in electron configuration and ionisation energy. Transition metals, sitting in the d-block, have higher nuclear charge and more complex electron structures that make them less reactive than Group 1 metals but still reactive enough to be chemically useful. This explains why the jembe (iron) rusts slowly over months rather than exploding instantly like sodium, and why copper wiring conducts electricity reliably without reacting with air under normal conditions — linking directly to the anchoring phenomenon of the Thika Road street lamp (sodium), the welding torch (argon), and extending the explanation to include the 'silent worker' metals of Kenyan daily life.</w:t>
             </w:r>
           </w:p>
         </w:tc>
@@ -1607,7 +1607,7 @@
                 <w:sz w:val="18"/>
                 <w:szCs w:val="18"/>
               </w:rPr>
-              <w:t xml:space="preserve">Students reviewed all evidence accumulated across Lessons 1–7: the DQB with resolved and partially resolved questions, their cumulative model of the periodic table with annotated family properties, data tables comparing reactivity trends in Groups 1, 2, 17, and 18, and transition metal property charts. They revisited the three anchor phenomena from Lesson 1 (sodium in water, neon discharge tube, rusted jembe) and verified that each phenomenon now has a full, evidence-backed explanation grounded in electron configuration and group position.</w:t>
+              <w:t xml:space="preserve">Students observed (across Lessons 1–7, reviewed in the Gallery Walk): sodium fizzing and burning violet in water; the orange-yellow glow of a sodium vapour discharge tube (modelling Thika Road street lamps); a hibiscus flower bleaching white in chlorine water (modelling Nairobi Water chlorination); iodine solution turning blue-black on ugali flour paste (connecting to Strand 1.3 food tests); the inertness of noble gases in sealed discharge tubes (modelling the argon welding shield and helium party balloon); and the slow rusting of iron (modelling the jembe/hoe and mabati corrugated iron roof on a Kenyan farm).</w:t>
             </w:r>
           </w:p>
         </w:tc>
@@ -1639,7 +1639,7 @@
                 <w:sz w:val="18"/>
                 <w:szCs w:val="18"/>
               </w:rPr>
-              <w:t xml:space="preserve">Students learned that elements belong to chemical families based on their electron configuration and position in the periodic table. Alkali metals (Group 1, 1 valence electron) are the most reactive metals — reactivity increases down the group. Alkaline earth metals (Group 2, 2 valence electrons) are reactive but less so than Group 1. Halogens (Group 17, 7 valence electrons) are the most reactive non-metals — reactivity decreases down the group. Noble gases (Group 18, full outer shells) are chemically inert. Transition metals have partially filled d-subshells, giving them variable oxidation states, catalytic ability, and structural strength. The number and arrangement of valence electrons is the master variable explaining all family-level behaviour. Pedagogical note: this lesson is the synthesis lesson — do not introduce new content. Focus entirely on students constructing the final explanation in their own words, using evidence from all prior lessons. Assess using the 'CER' framework: Claim, Evidence, Reasoning.</w:t>
+              <w:t xml:space="preserve">Students learned that elements belong to chemical families based on their electron configuration and position in the periodic table. Alkali metals (Group 1, e.g. sodium) have one valence electron and react vigorously with water, producing metal hydroxides and hydrogen gas. Alkaline earth metals (Group 2, e.g. magnesium, calcium) have two valence electrons and are less reactive than Group 1 but still reactive with oxygen and acids. Halogens (Group 17, e.g. chlorine, iodine) have seven valence electrons, are highly electronegative, and react with water to form bleaching/disinfecting solutions; they show a colour trend down the group (F₂ pale yellow gas → Cl₂ yellow-green gas → Br₂ red-brown liquid → I₂ grey solid). Noble gases (Group 18, e.g. helium, argon, neon) have complete outer shells, are chemically inert, and produce characteristic coloured glows when electricity passes through them in sealed tubes — with no chemical change occurring. Transition metals (e.g. iron, copper, zinc) have variable oxidation states, are hard and dense, conduct electricity, form coloured compounds, and corrode slowly (unlike alkali metals which react explosively). Every observed behaviour traces back to the number and arrangement of valence electrons.</w:t>
             </w:r>
           </w:p>
         </w:tc>
@@ -1671,7 +1671,7 @@
                 <w:sz w:val="18"/>
                 <w:szCs w:val="18"/>
               </w:rPr>
-              <w:t xml:space="preserve">Students delivered full CER (Claim–Evidence–Reasoning) explanations for all three anchor phenomena: (1) Sodium explodes in water because it is a Group 1 alkali metal with 1 loosely held valence electron that is easily lost, releasing hydrogen gas and energy violently. (2) Neon glows in glass tubes because electricity excites its electrons, but it never reacts — its full outer shell (8 electrons) makes it chemically inert. (3) The iron jembe rusts slowly because iron is a transition metal with d-orbital electrons held more tightly; it reacts with oxygen and water over time to form Fe₂O₃·xH₂O. Students also answered the full driving question: chemical families, determined by valence electron configuration, explain which elements are safe to use in electrical wiring (copper — transition metal, conductive, stable), which light up signs (neon/argon — noble gases, inert, excited by electricity), which strengthen fertilisers (magnesium — Group 2, essential for chlorophyll), and which must be protected from rust on Kenyan farms (iron — transition metal, oxidises in moist conditions). Teacher should cold-call 6 students to each explain one family using only the periodic table as a reference — no notes. Final DQB review: confirm all student-generated questions from Lesson 1 have been addressed.</w:t>
+              <w:t xml:space="preserve">Students explained that the anchoring phenomenon — sodium street lamps glowing orange on Thika Road, argon shielding a jua kali weld, chlorine compounds purifying Nairobi Water, and helium floating inertly in a party balloon — is fully accounted for by chemical family membership and electron configuration. Sodium glows because it is a Group 1 alkali metal: its single valence electron is excited by electrical energy in the discharge lamp and emits orange-yellow light when it returns to ground state; on Thika Road, thousands of sodium atoms do this simultaneously every night. Argon shields the weld because it is a Group 18 noble gas with a full outer shell (eight electrons), making it chemically inert — it neither reacts with the hot metal nor with atmospheric oxygen, providing a protective blanket with no chemical consequences. Chlorine (Group 17, seven valence electrons) reacts with water via Cl₂ + H₂O → HCl + HClO; the hypochlorous acid (HClO) produced is a powerful oxidising bleach that destroys the chromophores in the hibiscus petals and kills pathogens in Nairobi Water storage tanks. Helium (Group 18, full outer shell with two electrons) is completely inert and non-toxic, making it the safe choice for party balloons. Iron (a transition metal) corrodes slowly via 4Fe + 3O₂ + 6H₂O → 4Fe(OH)₃ because its partially filled d-orbitals give it moderate reactivity — far less than sodium, but more than noble metals. The periodic table is therefore a map of chemical behaviour: knowing a element's family tells you how it will behave before you ever touch it.</w:t>
             </w:r>
           </w:p>
         </w:tc>
@@ -1795,7 +1795,7 @@
         </w:rPr>
         <w:t xml:space="preserve">© 2026 SeaVuria and ARES. This work is licensed under a </w:t>
       </w:r>
-      <w:hyperlink w:history="1" r:id="rIdmqkxg5qkbk7y0shijre9f">
+      <w:hyperlink w:history="1" r:id="rIddjipjrncguzlo9lmz0q__">
         <w:r>
           <w:rPr>
             <w:rFonts w:ascii="Arial" w:cs="Arial" w:eastAsia="Arial" w:hAnsi="Arial"/>
@@ -1815,7 +1815,7 @@
         </w:rPr>
         <w:t xml:space="preserve"> (</w:t>
       </w:r>
-      <w:hyperlink w:history="1" r:id="rIdifsmzbhatxvq2ebb-olnq">
+      <w:hyperlink w:history="1" r:id="rIdjaeuggxdqjqucytrckhfi">
         <w:r>
           <w:rPr>
             <w:rFonts w:ascii="Arial" w:cs="Arial" w:eastAsia="Arial" w:hAnsi="Arial"/>
@@ -1835,7 +1835,7 @@
         </w:rPr>
         <w:t xml:space="preserve">). To view a copy of this license, visit </w:t>
       </w:r>
-      <w:hyperlink w:history="1" r:id="rIdcg2zdvzaivqf4rqn-uuhp">
+      <w:hyperlink w:history="1" r:id="rIdxzahudsy3lxepsp_o1yvp">
         <w:r>
           <w:rPr>
             <w:rFonts w:ascii="Arial" w:cs="Arial" w:eastAsia="Arial" w:hAnsi="Arial"/>

--- a/data/outputs/v2/General_Science/SS2.2_Chemical_Families/General_Science_Chemical_Families_SummaryTable.docx
+++ b/data/outputs/v2/General_Science/SS2.2_Chemical_Families/General_Science_Chemical_Families_SummaryTable.docx
@@ -1160,7 +1160,7 @@
                 <w:sz w:val="18"/>
                 <w:szCs w:val="18"/>
               </w:rPr>
-              <w:t xml:space="preserve">Students examined two projected images side by side: a jua kali welder on River Road, Nairobi, surrounded by a visible shimmer of argon gas shielding his torch, and a Kenya Meteorological Department technician in Dagoretti releasing a helium weather balloon. During the guided research phase, groups recorded data from textbook pages, the periodic table poster, and approved websites into a structured table covering the name, symbol, outer-shell electron count, a physical property, and one verified Kenyan use for each of the five noble gases — helium, neon, argon, krypton, and xenon. Students also observed the teacher draw electron shell diagrams for argon (2, 8, 8) alongside the already-familiar diagrams for potassium (2, 8, 1) and chlorine (2, 8, 7) on the board. Finally, each student completed a Model Card, first filling in all five noble gases from memory and then checking their entries against their research cards, marking corrections in a different colour pen.</w:t>
+              <w:t xml:space="preserve">Students examined two projected images side by side: a jua kali welder in Kamukunji, Nairobi, surrounded by a visible shimmer of argon gas shielding his torch, and a Kenya Meteorological Department technician in Dagoretti releasing a helium weather balloon. During the guided research phase, groups recorded data from textbook pages, the periodic table poster, and approved websites into a structured table covering the name, symbol, outer-shell electron count, a physical property, and one verified Kenyan use for each of the five noble gases — helium, neon, argon, krypton, and xenon. Students also observed the teacher draw electron shell diagrams for argon (2, 8, 8) alongside the already-familiar diagrams for potassium (2, 8, 1) and chlorine (2, 8, 7) on the board. Finally, each student completed a Model Card, first filling in all five noble gases from memory and then checking their entries against their research cards, marking corrections in a different colour pen.</w:t>
             </w:r>
           </w:p>
         </w:tc>
@@ -1309,7 +1309,7 @@
                 <w:sz w:val="18"/>
                 <w:szCs w:val="18"/>
               </w:rPr>
-              <w:t xml:space="preserve">Magnesium ribbon placed in cold water produced very slow, tiny bubbles and a faint white film (Mg(OH)₂) — the universal indicator barely changed. Magnesium in dilute HCl produced rapid, vigorous bubbling; the gas tested positive for hydrogen (squeaky pop). Magnesium ribbon held over steam reacted moderately, producing a white solid (MgO) and hydrogen gas. In all three cases, the reaction was noticeably slower and less dramatic than the sodium-in-water demonstration from Lesson 3.</w:t>
+              <w:t xml:space="preserve">Magnesium ribbon placed in cold water produced very slow, tiny bubbles and a faint white film (Mg(OH)₂) — the universal indicator barely changed. Magnesium in dilute HCl produced rapid, vigorous bubbling; the gas tested positive for hydrogen (squeaky pop). Magnesium ribbon held over steam reacted moderately, producing a white solid (MgO) and hydrogen gas. In all three cases, the reaction was noticeably slower and less dramatic than the sodium-in-water demonstration from Lesson 4.</w:t>
             </w:r>
           </w:p>
         </w:tc>
@@ -1607,7 +1607,7 @@
                 <w:sz w:val="18"/>
                 <w:szCs w:val="18"/>
               </w:rPr>
-              <w:t xml:space="preserve">Students observed (across Lessons 1–7, reviewed in the Gallery Walk): sodium fizzing and burning violet in water; the orange-yellow glow of a sodium vapour discharge tube (modelling Thika Road street lamps); a hibiscus flower bleaching white in chlorine water (modelling Nairobi Water chlorination); iodine solution turning blue-black on ugali flour paste (connecting to Strand 1.3 food tests); the inertness of noble gases in sealed discharge tubes (modelling the argon welding shield and helium party balloon); and the slow rusting of iron (modelling the jembe/hoe and mabati corrugated iron roof on a Kenyan farm).</w:t>
+              <w:t xml:space="preserve">Students observed (across Lessons 1–7, reviewed in the Gallery Walk): sodium fizzing in water and potassium burning with a lilac flame; the orange-yellow glow of a sodium vapour discharge tube (modelling Thika Road street lamps); a hibiscus flower bleaching white in chlorine water (modelling Nairobi Water chlorination); iodine solution turning blue-black on ugali flour paste (connecting to Strand 1.3 food tests); the inertness of noble gases in sealed discharge tubes (modelling the argon welding shield and helium party balloon); and the slow rusting of iron (modelling the jembe/hoe and mabati corrugated iron roof on a Kenyan farm).</w:t>
             </w:r>
           </w:p>
         </w:tc>
@@ -1795,7 +1795,7 @@
         </w:rPr>
         <w:t xml:space="preserve">© 2026 SeaVuria and ARES. This work is licensed under a </w:t>
       </w:r>
-      <w:hyperlink w:history="1" r:id="rIddjipjrncguzlo9lmz0q__">
+      <w:hyperlink w:history="1" r:id="rIdfidl6renbtk6257_vldca">
         <w:r>
           <w:rPr>
             <w:rFonts w:ascii="Arial" w:cs="Arial" w:eastAsia="Arial" w:hAnsi="Arial"/>
@@ -1815,7 +1815,7 @@
         </w:rPr>
         <w:t xml:space="preserve"> (</w:t>
       </w:r>
-      <w:hyperlink w:history="1" r:id="rIdjaeuggxdqjqucytrckhfi">
+      <w:hyperlink w:history="1" r:id="rIdgc8bq920xrw9upbrqrg8t">
         <w:r>
           <w:rPr>
             <w:rFonts w:ascii="Arial" w:cs="Arial" w:eastAsia="Arial" w:hAnsi="Arial"/>
@@ -1835,7 +1835,7 @@
         </w:rPr>
         <w:t xml:space="preserve">). To view a copy of this license, visit </w:t>
       </w:r>
-      <w:hyperlink w:history="1" r:id="rIdxzahudsy3lxepsp_o1yvp">
+      <w:hyperlink w:history="1" r:id="rIdubkqg4jtriqf8ibxljyhq">
         <w:r>
           <w:rPr>
             <w:rFonts w:ascii="Arial" w:cs="Arial" w:eastAsia="Arial" w:hAnsi="Arial"/>

--- a/data/outputs/v2/General_Science/SS2.2_Chemical_Families/General_Science_Chemical_Families_SummaryTable.docx
+++ b/data/outputs/v2/General_Science/SS2.2_Chemical_Families/General_Science_Chemical_Families_SummaryTable.docx
@@ -1795,7 +1795,7 @@
         </w:rPr>
         <w:t xml:space="preserve">© 2026 SeaVuria and ARES. This work is licensed under a </w:t>
       </w:r>
-      <w:hyperlink w:history="1" r:id="rIdfidl6renbtk6257_vldca">
+      <w:hyperlink w:history="1" r:id="rIdkztlzdq-lvd38qce8bvwx">
         <w:r>
           <w:rPr>
             <w:rFonts w:ascii="Arial" w:cs="Arial" w:eastAsia="Arial" w:hAnsi="Arial"/>
@@ -1815,7 +1815,7 @@
         </w:rPr>
         <w:t xml:space="preserve"> (</w:t>
       </w:r>
-      <w:hyperlink w:history="1" r:id="rIdgc8bq920xrw9upbrqrg8t">
+      <w:hyperlink w:history="1" r:id="rIdsc69aqok5cc6dnplg7bkx">
         <w:r>
           <w:rPr>
             <w:rFonts w:ascii="Arial" w:cs="Arial" w:eastAsia="Arial" w:hAnsi="Arial"/>
@@ -1835,7 +1835,7 @@
         </w:rPr>
         <w:t xml:space="preserve">). To view a copy of this license, visit </w:t>
       </w:r>
-      <w:hyperlink w:history="1" r:id="rIdubkqg4jtriqf8ibxljyhq">
+      <w:hyperlink w:history="1" r:id="rIdxcucaf3hvdrtw9c_npv55">
         <w:r>
           <w:rPr>
             <w:rFonts w:ascii="Arial" w:cs="Arial" w:eastAsia="Arial" w:hAnsi="Arial"/>

--- a/data/outputs/v2/General_Science/SS2.2_Chemical_Families/General_Science_Chemical_Families_SummaryTable.docx
+++ b/data/outputs/v2/General_Science/SS2.2_Chemical_Families/General_Science_Chemical_Families_SummaryTable.docx
@@ -227,7 +227,7 @@
                 <w:sz w:val="18"/>
                 <w:szCs w:val="18"/>
               </w:rPr>
-              <w:t xml:space="preserve">DRIVING QUESTION: Why do some elements explode in water, some glow silently in glass tubes, and others rust on a Kenyan farm — and how do their "family" properties explain the materials that build, light up, and sustain our daily lives?</w:t>
+              <w:t xml:space="preserve">DRIVING QUESTION: Why does each element behave and get used the way it does, and how can the periodic table help us predict which element is right for which job in Kenyan daily life?</w:t>
             </w:r>
           </w:p>
         </w:tc>
@@ -532,7 +532,7 @@
                 <w:sz w:val="18"/>
                 <w:szCs w:val="18"/>
               </w:rPr>
-              <w:t xml:space="preserve">Family Resemblances: Launching the Chemical Families Phenomenon</w:t>
+              <w:t xml:space="preserve">The Sufuria, Wire, Mabati, Salt, Chlorine and Sodium-Lamp Puzzle</w:t>
             </w:r>
           </w:p>
         </w:tc>
@@ -564,7 +564,7 @@
                 <w:sz w:val="18"/>
                 <w:szCs w:val="18"/>
               </w:rPr>
-              <w:t xml:space="preserve">Students observed four anchoring phenomenon objects: a sodium street lamp photograph from Thika Road, a jua kali argon-welding image from Kamukunji, a calcium hypochlorite tablet fizzing in water, and a helium party balloon. Students observed that these four substances look completely different, behave completely differently, and are used for completely different purposes — yet all are elements.</w:t>
+              <w:t xml:space="preserve">We observed that everyday Kenyan objects are made from different elements: aluminium sufuria, copper wire, iron mabati coated with zinc, salt (NaCl), chlorine-treated Mombasa water and sodium-lamp light on Thika Road. We also saw sodium float, fizz, dart about and melt in water, and turn the solution pink with phenolphthalein.</w:t>
             </w:r>
           </w:p>
         </w:tc>
@@ -596,7 +596,7 @@
                 <w:sz w:val="18"/>
                 <w:szCs w:val="18"/>
               </w:rPr>
-              <w:t xml:space="preserve">Students learned the term chemical family as a label for a group of elements with similar properties due to similar electron arrangements in their outer shells. Students recalled from Sub-Strand 2.1 that elements have electrons arranged in shells and that the outer shell is significant. Students learned that the class has a Driving Question Board that they will update over eight lessons as they gather evidence.</w:t>
+              <w:t xml:space="preserve">We learned that elements have very different properties, and some, like sodium, are dangerous on their own, yet each is useful and chosen for a job. We now have many questions about why an element suits a job, recorded on the DQB under Properties, Reactivity, Uses and Safety.</w:t>
             </w:r>
           </w:p>
         </w:tc>
@@ -628,7 +628,7 @@
                 <w:sz w:val="18"/>
                 <w:szCs w:val="18"/>
               </w:rPr>
-              <w:t xml:space="preserve">Students cannot yet fully explain why the four phenomenon elements behave differently — this is intentional. Students have articulated their first-draft model: an initial grouping of 20 elements based on perceived similarity, and an initial characterisation of the four phenomenon elements. The gap between what students observed and what they can explain is the productive tension that drives the remaining seven lessons.</w:t>
+              <w:t xml:space="preserve">Our first explanation is that each element is used for the job that its properties suit, but we cannot yet explain why sodium is violent alone yet safe in salt, or why chlorine is poisonous as a gas yet safe in tiny amounts in water. We will use the periodic table and later investigations to answer these questions.</w:t>
             </w:r>
           </w:p>
         </w:tc>
@@ -681,7 +681,7 @@
                 <w:sz w:val="18"/>
                 <w:szCs w:val="18"/>
               </w:rPr>
-              <w:t xml:space="preserve">Sorting the Periodic Table Into Families: Who Belongs Together?</w:t>
+              <w:t xml:space="preserve">Chemical Families: Sorting the First Twenty Elements by Position in the Periodic Table</w:t>
             </w:r>
           </w:p>
         </w:tc>
@@ -713,7 +713,7 @@
                 <w:sz w:val="18"/>
                 <w:szCs w:val="18"/>
               </w:rPr>
-              <w:t xml:space="preserve">Learners sorted 20 element cards into family groups based on electron arrangement patterns and observed that elements sharing the same number of valence electrons could be placed in the same column. They observed that sodium (street lamp), potassium (Rift Valley fertiliser), and lithium all have 1 valence electron; that helium and argon (welding shield, party balloon) both have full outer shells; and that chlorine has 7 valence electrons — one short of a full shell.</w:t>
+              <w:t xml:space="preserve">We sorted the first twenty elements by position on the periodic table. Li, Na and K are in Group 1 (alkali metals); Be, Mg and Ca are in Group 2 (alkaline earth metals); F and Cl are in Group 17 (halogens); He, Ne and Ar are in Group 18 (noble gases). H, B, C, N, O, Al, Si, P and S are not in any of these four families. The transition metals, including Fe, Cu and Zn, sit in the central block starting from Period 4.</w:t>
             </w:r>
           </w:p>
         </w:tc>
@@ -745,7 +745,7 @@
                 <w:sz w:val="18"/>
                 <w:szCs w:val="18"/>
               </w:rPr>
-              <w:t xml:space="preserve">Learners learned that the periodic table is organised into chemical families — alkali metals (Group 1), alkaline earth metals (Group 2), halogens (Group 7), noble gases (Group 0), and transition metals — and that membership in a family is determined by the number of valence electrons. Elements in the same family have the same number of valence electrons and therefore behave similarly. The dramatically different behaviours of sodium (reactive), argon (inert), chlorine (reactive, disinfecting), and helium (inert) seen in the anchoring phenomenon can be explained by their different family memberships.</w:t>
+              <w:t xml:space="preserve">Elements are grouped into chemical families by their position in the periodic table. Groups are vertical columns and periods are horizontal rows. Elements in the same group have the same number of outer electrons (Group 1 = 1, Group 2 = 2, Group 17 = 7, Group 18 = 8, with He = 2), which links group number to similar behaviour.</w:t>
             </w:r>
           </w:p>
         </w:tc>
@@ -777,7 +777,7 @@
                 <w:sz w:val="18"/>
                 <w:szCs w:val="18"/>
               </w:rPr>
-              <w:t xml:space="preserve">The anchoring phenomenon (sodium lamp glowing orange, argon shielding a Kamukunji weld, chlorine compound fizzing in a water tank, helium floating inertly in a balloon) is explained by valence electron count: sodium's single valence electron makes it highly reactive and able to release energy as light in a discharge lamp; argon's and helium's full outer shells make them completely unreactive — perfect as protective or inert gases; and chlorine's 7 valence electrons make it 'eager' to gain one more, driving its strong reactivity with water and its disinfecting power. Same family = same valence electrons = similar behaviour.</w:t>
+              <w:t xml:space="preserve">Sodium (Na, Thika Road lamp and salt) is an alkali metal, chlorine (Cl, Mombasa water) is a halogen, aluminium (sufuria) is a metal not in the four families, and copper (wire), iron and zinc (mabati) are transition metals. So the elements in our puzzle come from different parts of the periodic table, and a family's position can help us predict behaviour. We still need evidence on their properties and reactivity to explain why each element suits its job.</w:t>
             </w:r>
           </w:p>
         </w:tc>
@@ -830,7 +830,7 @@
                 <w:sz w:val="18"/>
                 <w:szCs w:val="18"/>
               </w:rPr>
-              <w:t xml:space="preserve">Alkaline Earth Metals — Moderate Reactivity and the Chemistry Behind Kenyan Fertilisers</w:t>
+              <w:t xml:space="preserve">Physical Properties of the Families: Finding Patterns in Density, Melting Point, Hardness and Conductivity</w:t>
             </w:r>
           </w:p>
         </w:tc>
@@ -862,7 +862,7 @@
                 <w:sz w:val="18"/>
                 <w:szCs w:val="18"/>
               </w:rPr>
-              <w:t xml:space="preserve">Magnesium ribbon reacted with dilute hydrochloric acid producing vigorous bubbling — hydrogen gas confirmed by squeaky pop with a lit splint — and the ribbon dissolved to form a colourless solution of magnesium chloride. Magnesium also reacted with steam (teacher demonstration) producing a white powder (magnesium oxide) and hydrogen gas, but the reaction with steam was slower than with acid. Magnesium did not react noticeably with cold water during the observation period.</w:t>
+              <w:t xml:space="preserve">We tested Mg, Al, Cu, Fe and Zn for appearance, hardness, density and conductivity, and studied a data table for Na, K, Li, Mg, Ca, Fe, Cu, Zn, Al, Pb, Cl2, Ne and Ar. Na, K and Li are soft with densities below water (0.97, 0.86, 0.53 g/cm3) and low melting points (98, 63, 181 C). Mg, Ca, Fe, Cu and Zn are denser and melt at higher temperatures. The metals conduct electricity; Cl2, Ne and Ar do not.</w:t>
             </w:r>
           </w:p>
         </w:tc>
@@ -894,7 +894,7 @@
                 <w:sz w:val="18"/>
                 <w:szCs w:val="18"/>
               </w:rPr>
-              <w:t xml:space="preserve">Alkaline earth metals (Group 2) have two valence electrons and form 2+ ions when they react. Having two electrons to remove requires more energy than removing one, so Group 2 elements are less reactive than Group 1. Reactivity increases down Group 2. Calcium and magnesium are used in CAN fertiliser for Kenyan farming because their controlled reactivity is agriculturally useful without being hazardous.</w:t>
+              <w:t xml:space="preserve">Elements in the same chemical family share similar physical properties, and families differ from each other. Alkali metals are soft, low in density and low melting. Transition metals are hard, dense, high melting and good conductors. Position in the periodic table helps us predict physical properties, though there are exceptions such as soft, dense lead.</w:t>
             </w:r>
           </w:p>
         </w:tc>
@@ -926,7 +926,7 @@
                 <w:sz w:val="18"/>
                 <w:szCs w:val="18"/>
               </w:rPr>
-              <w:t xml:space="preserve">The difference in reactivity between sodium (Group 1, one outer electron) and magnesium (Group 2, two outer electrons) is explained by the energy needed to remove outer electrons: removing two electrons is harder than removing one. This electron-arrangement pattern also explains why Group 2 elements can be safely used in fertiliser bags stored in agrovet shops and spread on Rift Valley maize fields — their moderate reactivity makes them useful, not dangerous. This advances the driving question: the number of valence electrons determines how reactive an element is, which determines what it can safely and usefully do in daily Kenyan life.</w:t>
+              <w:t xml:space="preserve">Properties help explain why an element suits a job: aluminium is light and conducts heat for the sufuria, copper conducts electricity excellently for wire, and iron is strong for the mabati base. Sodium is soft, melts at only 98 C and floats, which helps us understand why it behaves differently from the metals we use for pots and wires. We still need to explain why the families differ and why sodium reacts so strongly with water, which we will investigate in Lesson 4.</w:t>
             </w:r>
           </w:p>
         </w:tc>
@@ -979,7 +979,7 @@
                 <w:sz w:val="18"/>
                 <w:szCs w:val="18"/>
               </w:rPr>
-              <w:t xml:space="preserve">Alkali Metals in Action: Why Does Reactivity Increase Down Group 1?</w:t>
+              <w:t xml:space="preserve">Alkali Metals: Why One Outer Electron Makes Sodium Dangerous Alone but Safe in Salt</w:t>
             </w:r>
           </w:p>
         </w:tc>
@@ -1011,7 +1011,7 @@
                 <w:sz w:val="18"/>
                 <w:szCs w:val="18"/>
               </w:rPr>
-              <w:t xml:space="preserve">Students watched a teacher demonstration (or verified video) of lithium, sodium, and potassium reacting with water and recorded observations on a structured Group 1 Observation Grid — noting increasing speed of reaction, fizzing (hydrogen gas), movement on the water surface, and the production of an alkaline solution confirmed by phenolphthalein turning pink. The observation that potassium produced a lilac/violet flame while sodium did not was noted as a key qualitative difference.</w:t>
+              <w:t xml:space="preserve">Lithium fizzes slowly in water, sodium fizzes fast, melts into a ball and darts about, and potassium reacts very fast with a lilac flame. All three float and the solution turns pink with phenolphthalein. Freshly cut sodium is shiny but quickly dulls in air. (Record what you saw and heard in your own words.)</w:t>
             </w:r>
           </w:p>
         </w:tc>
@@ -1043,7 +1043,7 @@
                 <w:sz w:val="18"/>
                 <w:szCs w:val="18"/>
               </w:rPr>
-              <w:t xml:space="preserve">Students learned that all Group 1 alkali metals have exactly 1 outer-shell electron; that this outer electron is lost more easily as atomic radius increases going down the group (because the outer electron is further from the nucleus and shielded by more inner electron shells, reducing the effective nuclear attraction); that this explains why reactivity increases Li &lt; Na &lt; K; and that the reaction of any alkali metal with water follows the pattern: metal + water → metal hydroxide + hydrogen gas, with balanced equations 2Na + 2H₂O → 2NaOH + H₂ and 2K + 2H₂O → 2KOH + H₂. Students also connected sodium's loosely held outer electron to its behaviour in street lamp tubes — the same electron property drives both chemical reactivity and the characteristic orange-yellow light emission.</w:t>
+              <w:t xml:space="preserve">Alkali metals (Group 1) have one outer electron (Li 2,1; Na 2,8,1; K 2,8,8,1). Reactivity increases down the group: Li &lt; Na &lt; K. They react with water to form an alkali (hydroxide) and hydrogen gas, and with oxygen in air. They must be stored under paraffin oil, handled only by the teacher, and any contact with skin or eyes needs immediate flushing with running water.</w:t>
             </w:r>
           </w:p>
         </w:tc>
@@ -1075,7 +1075,7 @@
                 <w:sz w:val="18"/>
                 <w:szCs w:val="18"/>
               </w:rPr>
-              <w:t xml:space="preserve">Students constructed a class consensus causal explanation: 'All Group 1 metals have 1 outer-shell electron. Going down the group, each successive element has one more electron shell, placing the outer electron further from the nucleus. The electrostatic attraction between the nucleus and the outer electron therefore decreases, making the electron more easily lost. A more easily lost outer electron means the metal reacts more vigorously with water, producing metal hydroxide and hydrogen gas faster. This is why potassium reacts most vigorously of the three, sodium intermediate, and lithium least vigorously — and it is why sodium inside a Thika Road street lamp tube, though not reacting chemically, readily absorbs electrical energy through that same loosely held outer electron and re-emits it as distinctive orange-yellow light.'</w:t>
+              <w:t xml:space="preserve">Alkali metals are very reactive because each atom has a single outer electron that is lost very easily. Down the group the outer electron is further from the nucleus, so it is lost more easily and reactivity increases. This is why sodium reacts violently with water (2Na + 2H2O -&gt; 2NaOH + H2) and is dangerous alone, which links to the sufuria, wire, mabati, salt, chlorine and sodium-lamp puzzle. We still need to explain why sodium combined as salt is safe.</w:t>
             </w:r>
           </w:p>
         </w:tc>
@@ -1128,7 +1128,7 @@
                 <w:sz w:val="18"/>
                 <w:szCs w:val="18"/>
               </w:rPr>
-              <w:t xml:space="preserve">Noble Gases: Why Do Some Elements Do Absolutely Nothing?</w:t>
+              <w:t xml:space="preserve">Alkaline Earth Metals: Is Magnesium as Dangerous as Sodium?</w:t>
             </w:r>
           </w:p>
         </w:tc>
@@ -1160,7 +1160,7 @@
                 <w:sz w:val="18"/>
                 <w:szCs w:val="18"/>
               </w:rPr>
-              <w:t xml:space="preserve">Students examined two projected images side by side: a jua kali welder in Kamukunji, Nairobi, surrounded by a visible shimmer of argon gas shielding his torch, and a Kenya Meteorological Department technician in Dagoretti releasing a helium weather balloon. During the guided research phase, groups recorded data from textbook pages, the periodic table poster, and approved websites into a structured table covering the name, symbol, outer-shell electron count, a physical property, and one verified Kenyan use for each of the five noble gases — helium, neon, argon, krypton, and xenon. Students also observed the teacher draw electron shell diagrams for argon (2, 8, 8) alongside the already-familiar diagrams for potassium (2, 8, 1) and chlorine (2, 8, 7) on the board. Finally, each student completed a Model Card, first filling in all five noble gases from memory and then checking their entries against their research cards, marking corrections in a different colour pen.</w:t>
+              <w:t xml:space="preserve">Magnesium ribbon showed no visible reaction in cold water, gave steady bubbles of hydrogen gas in dilute HCl (pop test positive), and burned with a bright white flame in air leaving white MgO powder. Sodium, by comparison, fizzes fast in water and melts.</w:t>
             </w:r>
           </w:p>
         </w:tc>
@@ -1192,7 +1192,7 @@
                 <w:sz w:val="18"/>
                 <w:szCs w:val="18"/>
               </w:rPr>
-              <w:t xml:space="preserve">Students established that noble gases — helium, neon, argon, krypton, and xenon — belong to Group 18 and each possesses a completely full outer electron shell, which means they have no tendency to gain, lose, or share electrons with other atoms. This full-shell configuration is the direct cause of their chemical inertness: because their outer shells are already stable, they do not form bonds or undergo the reactions observed in alkali metals and halogens in earlier lessons in this unit. Students recorded the key vocabulary of chemical inertness and linked it to the phrase full outer shell. They also learned that inertness does not mean uselessness: neon is used in road signage along Mombasa Road, argon shields metal in jua kali welding, helium lifts weather balloons for the Kenya Meteorological Department, and krypton is used in photographic flash lamps, with each application relying specifically on the gas being chemically unreactive.</w:t>
+              <w:t xml:space="preserve">Alkaline earth metals (Group 2) have two outer electrons (Mg 2,8,2). Magnesium is less reactive than sodium. The reactivity order is K &gt; Na &gt; Li &gt; Ca &gt; Mg. Equations are balanced by adjusting coefficients so atoms are conserved.</w:t>
             </w:r>
           </w:p>
         </w:tc>
@@ -1224,7 +1224,7 @@
                 <w:sz w:val="18"/>
                 <w:szCs w:val="18"/>
               </w:rPr>
-              <w:t xml:space="preserve">The anchoring phenomenon asks why the argon-shielded jua kali welding flame burns with intense heat yet leaves no ash and does not react with the metal being welded, and why a helium party balloon is completely harmless. This lesson provides the electron-level explanation: argon and helium have full outer shells, so unlike sodium — which loses its single outer electron to produce the orange glow of the Thika Road street lamps — these gases have no electron to donate, accept, or share, making chemical reaction impossible under ordinary conditions. The comparison of the argon shell diagram (2, 8, 8) with the potassium diagram (2, 8, 1) studied earlier in this unit made the contrast concrete: one extra electron on the outer shell of potassium drives dramatic reactivity, while a completely filled shell in argon drives complete stability. Students updated the Driving Question Board to reflect that full outer shells explain both inertness and specific industrial utility, advancing the unit-level explanation of why elements from different chemical families behave so differently in the materials that build, light up, and sustain Kenyan daily life.</w:t>
+              <w:t xml:space="preserve">Both sodium and magnesium react by losing outer electrons, but magnesium reacts less readily, shown by no cold-water reaction and slower reaction with acid. Its position in the periodic table lets us predict this: 2Mg + O2 -&gt; 2MgO and Mg + 2HCl -&gt; MgCl2 + H2. So reactivity helps decide which element suits which job and how safely it can be handled.</w:t>
             </w:r>
           </w:p>
         </w:tc>
@@ -1277,7 +1277,7 @@
                 <w:sz w:val="18"/>
                 <w:szCs w:val="18"/>
               </w:rPr>
-              <w:t xml:space="preserve">Magnesium in Action: Group 2 Reactivity, Fertilisers, and the Two-Electron Difference</w:t>
+              <w:t xml:space="preserve">Halogens and Noble Gases: Why Chlorine Cleans Mombasa Water and Neon Lights the Sign</w:t>
             </w:r>
           </w:p>
         </w:tc>
@@ -1309,7 +1309,7 @@
                 <w:sz w:val="18"/>
                 <w:szCs w:val="18"/>
               </w:rPr>
-              <w:t xml:space="preserve">Magnesium ribbon placed in cold water produced very slow, tiny bubbles and a faint white film (Mg(OH)₂) — the universal indicator barely changed. Magnesium in dilute HCl produced rapid, vigorous bubbling; the gas tested positive for hydrogen (squeaky pop). Magnesium ribbon held over steam reacted moderately, producing a white solid (MgO) and hydrogen gas. In all three cases, the reaction was noticeably slower and less dramatic than the sodium-in-water demonstration from Lesson 4.</w:t>
+              <w:t xml:space="preserve">Record what you observed about chlorine (colour, reaction with sodium, product NaCl), the water treatment data (about 0.5 mg/L of chlorine, 10 mg for 20 L), and the data for neon and argon (colourless gases, 2,8 and 2,8,8, boiling points -246 C and -186 C, unreactive, non-conductors).</w:t>
             </w:r>
           </w:p>
         </w:tc>
@@ -1341,7 +1341,7 @@
                 <w:sz w:val="18"/>
                 <w:szCs w:val="18"/>
               </w:rPr>
-              <w:t xml:space="preserve">Magnesium (Group 2, electron configuration 2,8,2) has two outer electrons. Both must be lost to form the Mg²⁺ ion. Because the nucleus attracts two outer electrons more effectively than sodium's nucleus attracts its single outer electron, it is harder for magnesium to lose electrons — making Group 2 elements less reactive than Group 1 elements. Balanced equations: Mg(s) + 2HCl(aq) → MgCl₂(aq) + H₂(g); Mg(s) + H₂O(steam) → MgO(s) + H₂(g). Calcium (also Group 2) is the active ingredient in CAN fertiliser (Calcium Ammonium Nitrate) used by Rift Valley maize and wheat farmers — its controlled reactivity means it releases Ca²⁺ ions steadily into the soil rather than reacting explosively.</w:t>
+              <w:t xml:space="preserve">Write what you learned: halogens (Group 17) have 7 outer electrons and are reactive non-metals; chlorine kills the bacteria that cause cholera and typhoid at a tiny dose, but is toxic in large amounts; noble gases (Group 18) have full outer shells (He 2, Ne 2,8, Ar 2,8,8) and are unreactive; the balanced equation 2Na + Cl2 -&gt; 2NaCl.</w:t>
             </w:r>
           </w:p>
         </w:tc>
@@ -1373,7 +1373,7 @@
                 <w:sz w:val="18"/>
                 <w:szCs w:val="18"/>
               </w:rPr>
-              <w:t xml:space="preserve">The anchoring phenomenon asks why some elements react violently and others do not. Today's evidence adds a new layer: it is not just WHICH group an element is in, but HOW MANY outer electrons it has and how tightly the nucleus holds them. Sodium (1 outer electron, Group 1) loses it easily → violent reaction with water → orange glow in a Thika Road street lamp. Magnesium (2 outer electrons, Group 2) loses them more reluctantly → slower, controlled reactivity → safe for agricultural use in CAN fertiliser on Kenyan farms. The same periodic table position that makes sodium spectacular makes calcium useful — chemical family properties are engineered into the materials that sustain Kenyan daily life.</w:t>
+              <w:t xml:space="preserve">Explain, using outer electrons, why Mombasa tap water treated with chlorine is safe for Mama Wanjiru's ugali, why sodium and chlorine make safe table salt together, and why unreactive noble gases such as neon suit signs and road lighting. State how this helps answer the driving question: how the periodic table helps us match an element to a job.</w:t>
             </w:r>
           </w:p>
         </w:tc>
@@ -1426,7 +1426,7 @@
                 <w:sz w:val="18"/>
                 <w:szCs w:val="18"/>
               </w:rPr>
-              <w:t xml:space="preserve">Transition Metals: The Workers of the Periodic Table — Iron, Copper, and Zinc in Kenyan Life</w:t>
+              <w:t xml:space="preserve">Transition Metals: Matching Properties to Jobs (Copper, Iron, Zinc, Lead and Aluminium)</w:t>
             </w:r>
           </w:p>
         </w:tc>
@@ -1458,7 +1458,7 @@
                 <w:sz w:val="18"/>
                 <w:szCs w:val="18"/>
               </w:rPr>
-              <w:t xml:space="preserve">Learners observed the physical properties (lustre, malleability, electrical conductivity, high melting points) and chemical reactivity (slow reaction of iron and zinc with dilute HCl; no reaction of copper with dilute HCl; copper turning black on heating in air) of iron, copper, and zinc samples. They also observed video evidence of copper oxidation in a flame, contrasting with the inert argon used in the welding torch from the anchoring phenomenon.</w:t>
+              <w:t xml:space="preserve">We examined samples of Fe, Cu, Zn and Al and a data table for Fe, Cu, Zn, Pb and Al: density (Fe 7.87, Cu 8.96, Zn 7.14, Pb 11.34, Al 2.70 g/cm3), melting point (Fe 1538, Cu 1085, Zn 420, Pb 327, Al 660 C) and conductivity (Cu excellent). We also researched their uses: wiring, mabati, galvanising, batteries and sufuria.</w:t>
             </w:r>
           </w:p>
         </w:tc>
@@ -1490,7 +1490,7 @@
                 <w:sz w:val="18"/>
                 <w:szCs w:val="18"/>
               </w:rPr>
-              <w:t xml:space="preserve">Transition metals form a distinct chemical family with high melting points, hardness, malleability, and good electrical and thermal conductivity. Unlike alkali metals (sodium), they react slowly or not at all with cold water, and react slowly with dilute acids. They form coloured compounds (e.g., blue copper(II) sulphate, green iron(II) chloride) and have variable oxidation states. These properties directly explain why iron is used for jembes, copper for electrical wiring, and zinc for coating mabati roofing sheets in Kenya.</w:t>
+              <w:t xml:space="preserve">Transition metals such as Fe, Cu and Zn are generally strong, dense, good conductors with high melting points, and each use matches a specific property. Fe is strong and cheap, Cu is an excellent conductor and ductile, Zn coats iron and protects it by sacrificial protection, Al is light and resists corrosion, and Pb is very dense but toxic so its use is being reduced.</w:t>
             </w:r>
           </w:p>
         </w:tc>
@@ -1522,7 +1522,7 @@
                 <w:sz w:val="18"/>
                 <w:szCs w:val="18"/>
               </w:rPr>
-              <w:t xml:space="preserve">The contrasting behaviours of sodium (Group 1 alkali metal — explosive reactivity) and iron/copper/zinc (transition metals — slow, controlled reactivity) are explained by their positions in the periodic table and the resulting differences in electron configuration and ionisation energy. Transition metals, sitting in the d-block, have higher nuclear charge and more complex electron structures that make them less reactive than Group 1 metals but still reactive enough to be chemically useful. This explains why the jembe (iron) rusts slowly over months rather than exploding instantly like sodium, and why copper wiring conducts electricity reliably without reacting with air under normal conditions — linking directly to the anchoring phenomenon of the Thika Road street lamp (sodium), the welding torch (argon), and extending the explanation to include the 'silent worker' metals of Kenyan daily life.</w:t>
+              <w:t xml:space="preserve">Mama Wanjiru's sufuria is aluminium because it is light, conducts heat and resists corrosion; the kettle wire is copper because it conducts electricity excellently and can be drawn into wire; the mabati roof is iron for strength coated with zinc because zinc is more reactive and corrodes first. Elements are chosen for properties, balanced against trade-offs such as lead's toxicity, cost and availability.</w:t>
             </w:r>
           </w:p>
         </w:tc>
@@ -1575,7 +1575,7 @@
                 <w:sz w:val="18"/>
                 <w:szCs w:val="18"/>
               </w:rPr>
-              <w:t xml:space="preserve">Final Explanation: Why Do Chemical Families Determine How Elements Build, Light Up, and Sustain Our Daily Lives?</w:t>
+              <w:t xml:space="preserve">Putting It Together: Choosing the Right Element for the Job</w:t>
             </w:r>
           </w:p>
         </w:tc>
@@ -1607,7 +1607,7 @@
                 <w:sz w:val="18"/>
                 <w:szCs w:val="18"/>
               </w:rPr>
-              <w:t xml:space="preserve">Students observed (across Lessons 1–7, reviewed in the Gallery Walk): sodium fizzing in water and potassium burning with a lilac flame; the orange-yellow glow of a sodium vapour discharge tube (modelling Thika Road street lamps); a hibiscus flower bleaching white in chlorine water (modelling Nairobi Water chlorination); iodine solution turning blue-black on ugali flour paste (connecting to Strand 1.3 food tests); the inertness of noble gases in sealed discharge tubes (modelling the argon welding shield and helium party balloon); and the slow rusting of iron (modelling the jembe/hoe and mabati corrugated iron roof on a Kenyan farm).</w:t>
+              <w:t xml:space="preserve">We observed and reviewed evidence: sodium floats, fizzes and turns the solution pink in water (alkali NaOH forms); Al is light, Cu conducts very well, Zn coats iron, neon is unreactive; chlorine is a greenish-yellow gas used at about 0.5 mg/L in Mombasa water; sodium vapour gives the yellow Thika Road lamp light.</w:t>
             </w:r>
           </w:p>
         </w:tc>
@@ -1639,7 +1639,7 @@
                 <w:sz w:val="18"/>
                 <w:szCs w:val="18"/>
               </w:rPr>
-              <w:t xml:space="preserve">Students learned that elements belong to chemical families based on their electron configuration and position in the periodic table. Alkali metals (Group 1, e.g. sodium) have one valence electron and react vigorously with water, producing metal hydroxides and hydrogen gas. Alkaline earth metals (Group 2, e.g. magnesium, calcium) have two valence electrons and are less reactive than Group 1 but still reactive with oxygen and acids. Halogens (Group 17, e.g. chlorine, iodine) have seven valence electrons, are highly electronegative, and react with water to form bleaching/disinfecting solutions; they show a colour trend down the group (F₂ pale yellow gas → Cl₂ yellow-green gas → Br₂ red-brown liquid → I₂ grey solid). Noble gases (Group 18, e.g. helium, argon, neon) have complete outer shells, are chemically inert, and produce characteristic coloured glows when electricity passes through them in sealed tubes — with no chemical change occurring. Transition metals (e.g. iron, copper, zinc) have variable oxidation states, are hard and dense, conduct electricity, form coloured compounds, and corrode slowly (unlike alkali metals which react explosively). Every observed behaviour traces back to the number and arrangement of valence electrons.</w:t>
+              <w:t xml:space="preserve">We learned that an element's properties depend on its outer electrons and so on its position in the periodic table: Group 1 has 1 outer electron and is very reactive, Group 2 has 2 and is less reactive, Group 17 has 7 and is reactive, Group 18 is full and unreactive. We learned that transition metals are strong, dense conductors, and that safety, cost and availability also affect which element is chosen.</w:t>
             </w:r>
           </w:p>
         </w:tc>
@@ -1671,7 +1671,7 @@
                 <w:sz w:val="18"/>
                 <w:szCs w:val="18"/>
               </w:rPr>
-              <w:t xml:space="preserve">Students explained that the anchoring phenomenon — sodium street lamps glowing orange on Thika Road, argon shielding a jua kali weld, chlorine compounds purifying Nairobi Water, and helium floating inertly in a party balloon — is fully accounted for by chemical family membership and electron configuration. Sodium glows because it is a Group 1 alkali metal: its single valence electron is excited by electrical energy in the discharge lamp and emits orange-yellow light when it returns to ground state; on Thika Road, thousands of sodium atoms do this simultaneously every night. Argon shields the weld because it is a Group 18 noble gas with a full outer shell (eight electrons), making it chemically inert — it neither reacts with the hot metal nor with atmospheric oxygen, providing a protective blanket with no chemical consequences. Chlorine (Group 17, seven valence electrons) reacts with water via Cl₂ + H₂O → HCl + HClO; the hypochlorous acid (HClO) produced is a powerful oxidising bleach that destroys the chromophores in the hibiscus petals and kills pathogens in Nairobi Water storage tanks. Helium (Group 18, full outer shell with two electrons) is completely inert and non-toxic, making it the safe choice for party balloons. Iron (a transition metal) corrodes slowly via 4Fe + 3O₂ + 6H₂O → 4Fe(OH)₃ because its partially filled d-orbitals give it moderate reactivity — far less than sodium, but more than noble metals. The periodic table is therefore a map of chemical behaviour: knowing a element's family tells you how it will behave before you ever touch it.</w:t>
+              <w:t xml:space="preserve">We explained that sodium is violent alone because its single outer electron is lost very easily, but as NaCl it is stable and safe to eat; chlorine kills microbes at a tiny safe dose; aluminium suits the sufuria, copper suits wire, zinc protects iron on mabati and neon suits signs. The periodic table lets us predict family behaviour and match element to job while balancing safety, cost and availability.</w:t>
             </w:r>
           </w:p>
         </w:tc>
@@ -1795,7 +1795,7 @@
         </w:rPr>
         <w:t xml:space="preserve">© 2026 SeaVuria and ARES. This work is licensed under a </w:t>
       </w:r>
-      <w:hyperlink w:history="1" r:id="rIdkztlzdq-lvd38qce8bvwx">
+      <w:hyperlink w:history="1" r:id="rIdnuzg_whyqoqkusyrnmaeb">
         <w:r>
           <w:rPr>
             <w:rFonts w:ascii="Arial" w:cs="Arial" w:eastAsia="Arial" w:hAnsi="Arial"/>
@@ -1815,7 +1815,7 @@
         </w:rPr>
         <w:t xml:space="preserve"> (</w:t>
       </w:r>
-      <w:hyperlink w:history="1" r:id="rIdsc69aqok5cc6dnplg7bkx">
+      <w:hyperlink w:history="1" r:id="rIdyvjiywbgng8kyotpnfczw">
         <w:r>
           <w:rPr>
             <w:rFonts w:ascii="Arial" w:cs="Arial" w:eastAsia="Arial" w:hAnsi="Arial"/>
@@ -1835,7 +1835,7 @@
         </w:rPr>
         <w:t xml:space="preserve">). To view a copy of this license, visit </w:t>
       </w:r>
-      <w:hyperlink w:history="1" r:id="rIdxcucaf3hvdrtw9c_npv55">
+      <w:hyperlink w:history="1" r:id="rIdf-ofjqpmmjs5cvpna8j3w">
         <w:r>
           <w:rPr>
             <w:rFonts w:ascii="Arial" w:cs="Arial" w:eastAsia="Arial" w:hAnsi="Arial"/>

--- a/data/outputs/v2/General_Science/SS2.2_Chemical_Families/General_Science_Chemical_Families_SummaryTable.docx
+++ b/data/outputs/v2/General_Science/SS2.2_Chemical_Families/General_Science_Chemical_Families_SummaryTable.docx
@@ -1795,7 +1795,7 @@
         </w:rPr>
         <w:t xml:space="preserve">© 2026 SeaVuria and ARES. This work is licensed under a </w:t>
       </w:r>
-      <w:hyperlink w:history="1" r:id="rIdnuzg_whyqoqkusyrnmaeb">
+      <w:hyperlink w:history="1" r:id="rId86fdsmaywqnewykmnaiqb">
         <w:r>
           <w:rPr>
             <w:rFonts w:ascii="Arial" w:cs="Arial" w:eastAsia="Arial" w:hAnsi="Arial"/>
@@ -1815,7 +1815,7 @@
         </w:rPr>
         <w:t xml:space="preserve"> (</w:t>
       </w:r>
-      <w:hyperlink w:history="1" r:id="rIdyvjiywbgng8kyotpnfczw">
+      <w:hyperlink w:history="1" r:id="rIdlx64rnhqtfkqihczc0luo">
         <w:r>
           <w:rPr>
             <w:rFonts w:ascii="Arial" w:cs="Arial" w:eastAsia="Arial" w:hAnsi="Arial"/>
@@ -1835,7 +1835,7 @@
         </w:rPr>
         <w:t xml:space="preserve">). To view a copy of this license, visit </w:t>
       </w:r>
-      <w:hyperlink w:history="1" r:id="rIdf-ofjqpmmjs5cvpna8j3w">
+      <w:hyperlink w:history="1" r:id="rIdxs4lleimwr_e1qamhagf6">
         <w:r>
           <w:rPr>
             <w:rFonts w:ascii="Arial" w:cs="Arial" w:eastAsia="Arial" w:hAnsi="Arial"/>

--- a/data/outputs/v2/General_Science/SS2.2_Chemical_Families/General_Science_Chemical_Families_SummaryTable.docx
+++ b/data/outputs/v2/General_Science/SS2.2_Chemical_Families/General_Science_Chemical_Families_SummaryTable.docx
@@ -4,6 +4,7 @@
   <w:body>
     <w:p>
       <w:pPr>
+        <w:keepNext w:val="false"/>
         <w:spacing w:after="30" w:before="0"/>
         <w:jc w:val="center"/>
       </w:pPr>
@@ -23,6 +24,7 @@
     </w:p>
     <w:p>
       <w:pPr>
+        <w:keepNext w:val="false"/>
         <w:spacing w:after="60" w:before="0"/>
         <w:jc w:val="center"/>
       </w:pPr>
@@ -81,6 +83,7 @@
           </w:tcPr>
           <w:p>
             <w:pPr>
+              <w:keepNext w:val="false"/>
               <w:spacing w:after="40" w:before="0"/>
               <w:jc w:val="center"/>
             </w:pPr>
@@ -115,6 +118,7 @@
           </w:tcPr>
           <w:p>
             <w:pPr>
+              <w:keepNext w:val="false"/>
               <w:spacing w:after="40" w:before="0"/>
               <w:jc w:val="left"/>
             </w:pPr>
@@ -147,6 +151,7 @@
           </w:tcPr>
           <w:p>
             <w:pPr>
+              <w:keepNext w:val="false"/>
               <w:spacing w:after="40" w:before="0"/>
               <w:jc w:val="left"/>
             </w:pPr>
@@ -181,6 +186,7 @@
           </w:tcPr>
           <w:p>
             <w:pPr>
+              <w:keepNext w:val="false"/>
               <w:spacing w:after="40" w:before="0"/>
               <w:jc w:val="left"/>
             </w:pPr>
@@ -213,6 +219,7 @@
           </w:tcPr>
           <w:p>
             <w:pPr>
+              <w:keepNext w:val="false"/>
               <w:spacing w:after="40" w:before="0"/>
               <w:jc w:val="left"/>
             </w:pPr>
@@ -273,6 +280,7 @@
           </w:tcPr>
           <w:p>
             <w:pPr>
+              <w:keepNext w:val="false"/>
               <w:spacing w:after="40" w:before="0"/>
               <w:jc w:val="center"/>
             </w:pPr>
@@ -307,6 +315,7 @@
           </w:tcPr>
           <w:p>
             <w:pPr>
+              <w:keepNext w:val="false"/>
               <w:spacing w:after="40" w:before="0"/>
               <w:jc w:val="left"/>
             </w:pPr>
@@ -369,6 +378,7 @@
           </w:tcPr>
           <w:p>
             <w:pPr>
+              <w:keepNext w:val="false"/>
               <w:spacing w:after="40" w:before="0"/>
               <w:jc w:val="left"/>
             </w:pPr>
@@ -401,6 +411,7 @@
           </w:tcPr>
           <w:p>
             <w:pPr>
+              <w:keepNext w:val="false"/>
               <w:spacing w:after="40" w:before="0"/>
               <w:jc w:val="left"/>
             </w:pPr>
@@ -433,6 +444,7 @@
           </w:tcPr>
           <w:p>
             <w:pPr>
+              <w:keepNext w:val="false"/>
               <w:spacing w:after="40" w:before="0"/>
               <w:jc w:val="left"/>
             </w:pPr>
@@ -465,6 +477,7 @@
           </w:tcPr>
           <w:p>
             <w:pPr>
+              <w:keepNext w:val="false"/>
               <w:spacing w:after="40" w:before="0"/>
               <w:jc w:val="left"/>
             </w:pPr>
@@ -499,6 +512,7 @@
           </w:tcPr>
           <w:p>
             <w:pPr>
+              <w:keepNext w:val="false"/>
               <w:spacing w:after="40" w:before="0"/>
               <w:jc w:val="left"/>
             </w:pPr>
@@ -518,6 +532,7 @@
           </w:p>
           <w:p>
             <w:pPr>
+              <w:keepNext w:val="false"/>
               <w:spacing w:after="40" w:before="0"/>
               <w:jc w:val="left"/>
             </w:pPr>
@@ -550,6 +565,7 @@
           </w:tcPr>
           <w:p>
             <w:pPr>
+              <w:keepNext w:val="false"/>
               <w:spacing w:after="40" w:before="0"/>
               <w:jc w:val="left"/>
             </w:pPr>
@@ -582,6 +598,7 @@
           </w:tcPr>
           <w:p>
             <w:pPr>
+              <w:keepNext w:val="false"/>
               <w:spacing w:after="40" w:before="0"/>
               <w:jc w:val="left"/>
             </w:pPr>
@@ -614,6 +631,7 @@
           </w:tcPr>
           <w:p>
             <w:pPr>
+              <w:keepNext w:val="false"/>
               <w:spacing w:after="40" w:before="0"/>
               <w:jc w:val="left"/>
             </w:pPr>
@@ -648,6 +666,7 @@
           </w:tcPr>
           <w:p>
             <w:pPr>
+              <w:keepNext w:val="false"/>
               <w:spacing w:after="40" w:before="0"/>
               <w:jc w:val="left"/>
             </w:pPr>
@@ -667,6 +686,7 @@
           </w:p>
           <w:p>
             <w:pPr>
+              <w:keepNext w:val="false"/>
               <w:spacing w:after="40" w:before="0"/>
               <w:jc w:val="left"/>
             </w:pPr>
@@ -699,6 +719,7 @@
           </w:tcPr>
           <w:p>
             <w:pPr>
+              <w:keepNext w:val="false"/>
               <w:spacing w:after="40" w:before="0"/>
               <w:jc w:val="left"/>
             </w:pPr>
@@ -731,6 +752,7 @@
           </w:tcPr>
           <w:p>
             <w:pPr>
+              <w:keepNext w:val="false"/>
               <w:spacing w:after="40" w:before="0"/>
               <w:jc w:val="left"/>
             </w:pPr>
@@ -763,6 +785,7 @@
           </w:tcPr>
           <w:p>
             <w:pPr>
+              <w:keepNext w:val="false"/>
               <w:spacing w:after="40" w:before="0"/>
               <w:jc w:val="left"/>
             </w:pPr>
@@ -797,6 +820,7 @@
           </w:tcPr>
           <w:p>
             <w:pPr>
+              <w:keepNext w:val="false"/>
               <w:spacing w:after="40" w:before="0"/>
               <w:jc w:val="left"/>
             </w:pPr>
@@ -816,6 +840,7 @@
           </w:p>
           <w:p>
             <w:pPr>
+              <w:keepNext w:val="false"/>
               <w:spacing w:after="40" w:before="0"/>
               <w:jc w:val="left"/>
             </w:pPr>
@@ -848,6 +873,7 @@
           </w:tcPr>
           <w:p>
             <w:pPr>
+              <w:keepNext w:val="false"/>
               <w:spacing w:after="40" w:before="0"/>
               <w:jc w:val="left"/>
             </w:pPr>
@@ -880,6 +906,7 @@
           </w:tcPr>
           <w:p>
             <w:pPr>
+              <w:keepNext w:val="false"/>
               <w:spacing w:after="40" w:before="0"/>
               <w:jc w:val="left"/>
             </w:pPr>
@@ -912,6 +939,7 @@
           </w:tcPr>
           <w:p>
             <w:pPr>
+              <w:keepNext w:val="false"/>
               <w:spacing w:after="40" w:before="0"/>
               <w:jc w:val="left"/>
             </w:pPr>
@@ -946,6 +974,7 @@
           </w:tcPr>
           <w:p>
             <w:pPr>
+              <w:keepNext w:val="false"/>
               <w:spacing w:after="40" w:before="0"/>
               <w:jc w:val="left"/>
             </w:pPr>
@@ -965,6 +994,7 @@
           </w:p>
           <w:p>
             <w:pPr>
+              <w:keepNext w:val="false"/>
               <w:spacing w:after="40" w:before="0"/>
               <w:jc w:val="left"/>
             </w:pPr>
@@ -997,6 +1027,7 @@
           </w:tcPr>
           <w:p>
             <w:pPr>
+              <w:keepNext w:val="false"/>
               <w:spacing w:after="40" w:before="0"/>
               <w:jc w:val="left"/>
             </w:pPr>
@@ -1029,6 +1060,7 @@
           </w:tcPr>
           <w:p>
             <w:pPr>
+              <w:keepNext w:val="false"/>
               <w:spacing w:after="40" w:before="0"/>
               <w:jc w:val="left"/>
             </w:pPr>
@@ -1061,6 +1093,7 @@
           </w:tcPr>
           <w:p>
             <w:pPr>
+              <w:keepNext w:val="false"/>
               <w:spacing w:after="40" w:before="0"/>
               <w:jc w:val="left"/>
             </w:pPr>
@@ -1095,6 +1128,7 @@
           </w:tcPr>
           <w:p>
             <w:pPr>
+              <w:keepNext w:val="false"/>
               <w:spacing w:after="40" w:before="0"/>
               <w:jc w:val="left"/>
             </w:pPr>
@@ -1114,6 +1148,7 @@
           </w:p>
           <w:p>
             <w:pPr>
+              <w:keepNext w:val="false"/>
               <w:spacing w:after="40" w:before="0"/>
               <w:jc w:val="left"/>
             </w:pPr>
@@ -1146,6 +1181,7 @@
           </w:tcPr>
           <w:p>
             <w:pPr>
+              <w:keepNext w:val="false"/>
               <w:spacing w:after="40" w:before="0"/>
               <w:jc w:val="left"/>
             </w:pPr>
@@ -1178,6 +1214,7 @@
           </w:tcPr>
           <w:p>
             <w:pPr>
+              <w:keepNext w:val="false"/>
               <w:spacing w:after="40" w:before="0"/>
               <w:jc w:val="left"/>
             </w:pPr>
@@ -1210,6 +1247,7 @@
           </w:tcPr>
           <w:p>
             <w:pPr>
+              <w:keepNext w:val="false"/>
               <w:spacing w:after="40" w:before="0"/>
               <w:jc w:val="left"/>
             </w:pPr>
@@ -1244,6 +1282,7 @@
           </w:tcPr>
           <w:p>
             <w:pPr>
+              <w:keepNext w:val="false"/>
               <w:spacing w:after="40" w:before="0"/>
               <w:jc w:val="left"/>
             </w:pPr>
@@ -1263,6 +1302,7 @@
           </w:p>
           <w:p>
             <w:pPr>
+              <w:keepNext w:val="false"/>
               <w:spacing w:after="40" w:before="0"/>
               <w:jc w:val="left"/>
             </w:pPr>
@@ -1295,6 +1335,7 @@
           </w:tcPr>
           <w:p>
             <w:pPr>
+              <w:keepNext w:val="false"/>
               <w:spacing w:after="40" w:before="0"/>
               <w:jc w:val="left"/>
             </w:pPr>
@@ -1327,6 +1368,7 @@
           </w:tcPr>
           <w:p>
             <w:pPr>
+              <w:keepNext w:val="false"/>
               <w:spacing w:after="40" w:before="0"/>
               <w:jc w:val="left"/>
             </w:pPr>
@@ -1359,6 +1401,7 @@
           </w:tcPr>
           <w:p>
             <w:pPr>
+              <w:keepNext w:val="false"/>
               <w:spacing w:after="40" w:before="0"/>
               <w:jc w:val="left"/>
             </w:pPr>
@@ -1393,6 +1436,7 @@
           </w:tcPr>
           <w:p>
             <w:pPr>
+              <w:keepNext w:val="false"/>
               <w:spacing w:after="40" w:before="0"/>
               <w:jc w:val="left"/>
             </w:pPr>
@@ -1412,6 +1456,7 @@
           </w:p>
           <w:p>
             <w:pPr>
+              <w:keepNext w:val="false"/>
               <w:spacing w:after="40" w:before="0"/>
               <w:jc w:val="left"/>
             </w:pPr>
@@ -1444,6 +1489,7 @@
           </w:tcPr>
           <w:p>
             <w:pPr>
+              <w:keepNext w:val="false"/>
               <w:spacing w:after="40" w:before="0"/>
               <w:jc w:val="left"/>
             </w:pPr>
@@ -1476,6 +1522,7 @@
           </w:tcPr>
           <w:p>
             <w:pPr>
+              <w:keepNext w:val="false"/>
               <w:spacing w:after="40" w:before="0"/>
               <w:jc w:val="left"/>
             </w:pPr>
@@ -1508,6 +1555,7 @@
           </w:tcPr>
           <w:p>
             <w:pPr>
+              <w:keepNext w:val="false"/>
               <w:spacing w:after="40" w:before="0"/>
               <w:jc w:val="left"/>
             </w:pPr>
@@ -1542,6 +1590,7 @@
           </w:tcPr>
           <w:p>
             <w:pPr>
+              <w:keepNext w:val="false"/>
               <w:spacing w:after="40" w:before="0"/>
               <w:jc w:val="left"/>
             </w:pPr>
@@ -1561,6 +1610,7 @@
           </w:p>
           <w:p>
             <w:pPr>
+              <w:keepNext w:val="false"/>
               <w:spacing w:after="40" w:before="0"/>
               <w:jc w:val="left"/>
             </w:pPr>
@@ -1593,6 +1643,7 @@
           </w:tcPr>
           <w:p>
             <w:pPr>
+              <w:keepNext w:val="false"/>
               <w:spacing w:after="40" w:before="0"/>
               <w:jc w:val="left"/>
             </w:pPr>
@@ -1625,6 +1676,7 @@
           </w:tcPr>
           <w:p>
             <w:pPr>
+              <w:keepNext w:val="false"/>
               <w:spacing w:after="40" w:before="0"/>
               <w:jc w:val="left"/>
             </w:pPr>
@@ -1657,6 +1709,7 @@
           </w:tcPr>
           <w:p>
             <w:pPr>
+              <w:keepNext w:val="false"/>
               <w:spacing w:after="40" w:before="0"/>
               <w:jc w:val="left"/>
             </w:pPr>
@@ -1795,7 +1848,7 @@
         </w:rPr>
         <w:t xml:space="preserve">© 2026 SeaVuria and ARES. This work is licensed under a </w:t>
       </w:r>
-      <w:hyperlink w:history="1" r:id="rId86fdsmaywqnewykmnaiqb">
+      <w:hyperlink w:history="1" r:id="rIdgfzsoefpw1ueyfzszg2ij">
         <w:r>
           <w:rPr>
             <w:rFonts w:ascii="Arial" w:cs="Arial" w:eastAsia="Arial" w:hAnsi="Arial"/>
@@ -1815,7 +1868,7 @@
         </w:rPr>
         <w:t xml:space="preserve"> (</w:t>
       </w:r>
-      <w:hyperlink w:history="1" r:id="rIdlx64rnhqtfkqihczc0luo">
+      <w:hyperlink w:history="1" r:id="rIdes4mlfirqfkbx28_9xjty">
         <w:r>
           <w:rPr>
             <w:rFonts w:ascii="Arial" w:cs="Arial" w:eastAsia="Arial" w:hAnsi="Arial"/>
@@ -1835,7 +1888,7 @@
         </w:rPr>
         <w:t xml:space="preserve">). To view a copy of this license, visit </w:t>
       </w:r>
-      <w:hyperlink w:history="1" r:id="rIdxs4lleimwr_e1qamhagf6">
+      <w:hyperlink w:history="1" r:id="rIdfalyquu-zex1qmzy44i5_">
         <w:r>
           <w:rPr>
             <w:rFonts w:ascii="Arial" w:cs="Arial" w:eastAsia="Arial" w:hAnsi="Arial"/>

--- a/data/outputs/v2/General_Science/SS2.2_Chemical_Families/General_Science_Chemical_Families_SummaryTable.docx
+++ b/data/outputs/v2/General_Science/SS2.2_Chemical_Families/General_Science_Chemical_Families_SummaryTable.docx
@@ -1848,7 +1848,7 @@
         </w:rPr>
         <w:t xml:space="preserve">© 2026 SeaVuria and ARES. This work is licensed under a </w:t>
       </w:r>
-      <w:hyperlink w:history="1" r:id="rIdgfzsoefpw1ueyfzszg2ij">
+      <w:hyperlink w:history="1" r:id="rIdqigmjos05pyw9pgko1knw">
         <w:r>
           <w:rPr>
             <w:rFonts w:ascii="Arial" w:cs="Arial" w:eastAsia="Arial" w:hAnsi="Arial"/>
@@ -1868,7 +1868,7 @@
         </w:rPr>
         <w:t xml:space="preserve"> (</w:t>
       </w:r>
-      <w:hyperlink w:history="1" r:id="rIdes4mlfirqfkbx28_9xjty">
+      <w:hyperlink w:history="1" r:id="rIdnusvjshtvfz3icofxq3bh">
         <w:r>
           <w:rPr>
             <w:rFonts w:ascii="Arial" w:cs="Arial" w:eastAsia="Arial" w:hAnsi="Arial"/>
@@ -1888,7 +1888,7 @@
         </w:rPr>
         <w:t xml:space="preserve">). To view a copy of this license, visit </w:t>
       </w:r>
-      <w:hyperlink w:history="1" r:id="rIdfalyquu-zex1qmzy44i5_">
+      <w:hyperlink w:history="1" r:id="rIdxzdiexthrzgqavc2pacox">
         <w:r>
           <w:rPr>
             <w:rFonts w:ascii="Arial" w:cs="Arial" w:eastAsia="Arial" w:hAnsi="Arial"/>
